--- a/ZhouHongxiang.docx
+++ b/ZhouHongxiang.docx
@@ -1,6 +1,6 @@
 
 <file path=word/document.xml><?xml version="1.0" encoding="utf-8"?>
-<w:document xmlns:wpc="http://schemas.microsoft.com/office/word/2010/wordprocessingCanvas" xmlns:cx="http://schemas.microsoft.com/office/drawing/2014/chartex" xmlns:cx1="http://schemas.microsoft.com/office/drawing/2015/9/8/chartex" xmlns:cx2="http://schemas.microsoft.com/office/drawing/2015/10/21/chartex" xmlns:cx3="http://schemas.microsoft.com/office/drawing/2016/5/9/chartex" xmlns:cx4="http://schemas.microsoft.com/office/drawing/2016/5/10/chartex" xmlns:cx5="http://schemas.microsoft.com/office/drawing/2016/5/11/chartex" xmlns:cx6="http://schemas.microsoft.com/office/drawing/2016/5/12/chartex" xmlns:cx7="http://schemas.microsoft.com/office/drawing/2016/5/13/chartex" xmlns:cx8="http://schemas.microsoft.com/office/drawing/2016/5/14/chartex" xmlns:mc="http://schemas.openxmlformats.org/markup-compatibility/2006" xmlns:aink="http://schemas.microsoft.com/office/drawing/2016/ink" xmlns:am3d="http://schemas.microsoft.com/office/drawing/2017/model3d" xmlns:o="urn:schemas-microsoft-com:office:office" xmlns:oel="http://schemas.microsoft.com/office/2019/extlst" xmlns:r="http://schemas.openxmlformats.org/officeDocument/2006/relationships" xmlns:m="http://schemas.openxmlformats.org/officeDocument/2006/math" xmlns:v="urn:schemas-microsoft-com:vml" xmlns:wp14="http://schemas.microsoft.com/office/word/2010/wordprocessingDrawing" xmlns:wp="http://schemas.openxmlformats.org/drawingml/2006/wordprocessingDrawing" xmlns:w10="urn:schemas-microsoft-com:office:word" xmlns:w="http://schemas.openxmlformats.org/wordprocessingml/2006/main" xmlns:w14="http://schemas.microsoft.com/office/word/2010/wordml" xmlns:w15="http://schemas.microsoft.com/office/word/2012/wordml" xmlns:w16cex="http://schemas.microsoft.com/office/word/2018/wordml/cex" xmlns:w16cid="http://schemas.microsoft.com/office/word/2016/wordml/cid" xmlns:w16="http://schemas.microsoft.com/office/word/2018/wordml" xmlns:w16du="http://schemas.microsoft.com/office/word/2023/wordml/word16du" xmlns:w16sdtdh="http://schemas.microsoft.com/office/word/2020/wordml/sdtdatahash" xmlns:w16se="http://schemas.microsoft.com/office/word/2015/wordml/symex" xmlns:wpg="http://schemas.microsoft.com/office/word/2010/wordprocessingGroup" xmlns:wpi="http://schemas.microsoft.com/office/word/2010/wordprocessingInk" xmlns:wne="http://schemas.microsoft.com/office/word/2006/wordml" xmlns:wps="http://schemas.microsoft.com/office/word/2010/wordprocessingShape" mc:Ignorable="w14 w15 w16se w16cid w16 w16cex w16sdtdh w16du wp14">
+<w:document xmlns:wpc="http://schemas.microsoft.com/office/word/2010/wordprocessingCanvas" xmlns:cx="http://schemas.microsoft.com/office/drawing/2014/chartex" xmlns:cx1="http://schemas.microsoft.com/office/drawing/2015/9/8/chartex" xmlns:cx2="http://schemas.microsoft.com/office/drawing/2015/10/21/chartex" xmlns:cx3="http://schemas.microsoft.com/office/drawing/2016/5/9/chartex" xmlns:cx4="http://schemas.microsoft.com/office/drawing/2016/5/10/chartex" xmlns:cx5="http://schemas.microsoft.com/office/drawing/2016/5/11/chartex" xmlns:cx6="http://schemas.microsoft.com/office/drawing/2016/5/12/chartex" xmlns:cx7="http://schemas.microsoft.com/office/drawing/2016/5/13/chartex" xmlns:cx8="http://schemas.microsoft.com/office/drawing/2016/5/14/chartex" xmlns:mc="http://schemas.openxmlformats.org/markup-compatibility/2006" xmlns:aink="http://schemas.microsoft.com/office/drawing/2016/ink" xmlns:am3d="http://schemas.microsoft.com/office/drawing/2017/model3d" xmlns:o="urn:schemas-microsoft-com:office:office" xmlns:oel="http://schemas.microsoft.com/office/2019/extlst" xmlns:r="http://schemas.openxmlformats.org/officeDocument/2006/relationships" xmlns:m="http://schemas.openxmlformats.org/officeDocument/2006/math" xmlns:v="urn:schemas-microsoft-com:vml" xmlns:wp14="http://schemas.microsoft.com/office/word/2010/wordprocessingDrawing" xmlns:wp="http://schemas.openxmlformats.org/drawingml/2006/wordprocessingDrawing" xmlns:w10="urn:schemas-microsoft-com:office:word" xmlns:w="http://schemas.openxmlformats.org/wordprocessingml/2006/main" xmlns:w14="http://schemas.microsoft.com/office/word/2010/wordml" xmlns:w15="http://schemas.microsoft.com/office/word/2012/wordml" xmlns:w16cex="http://schemas.microsoft.com/office/word/2018/wordml/cex" xmlns:w16cid="http://schemas.microsoft.com/office/word/2016/wordml/cid" xmlns:w16="http://schemas.microsoft.com/office/word/2018/wordml" xmlns:w16du="http://schemas.microsoft.com/office/word/2023/wordml/word16du" xmlns:w16sdtdh="http://schemas.microsoft.com/office/word/2020/wordml/sdtdatahash" xmlns:w16sdtfl="http://schemas.microsoft.com/office/word/2024/wordml/sdtformatlock" xmlns:w16se="http://schemas.microsoft.com/office/word/2015/wordml/symex" xmlns:wpg="http://schemas.microsoft.com/office/word/2010/wordprocessingGroup" xmlns:wpi="http://schemas.microsoft.com/office/word/2010/wordprocessingInk" xmlns:wne="http://schemas.microsoft.com/office/word/2006/wordml" xmlns:wps="http://schemas.microsoft.com/office/word/2010/wordprocessingShape" mc:Ignorable="w14 w15 w16se w16cid w16 w16cex w16sdtdh w16sdtfl w16du wp14">
   <w:body>
     <w:p>
       <w:pPr>
@@ -170,7 +170,7 @@
         <w:pStyle w:val="a3"/>
         <w:spacing w:line="276" w:lineRule="auto"/>
         <w:rPr>
-          <w:rFonts w:asciiTheme="majorEastAsia" w:eastAsiaTheme="majorEastAsia" w:hAnsiTheme="majorEastAsia"/>
+          <w:rFonts w:asciiTheme="majorEastAsia" w:eastAsiaTheme="majorEastAsia" w:hAnsiTheme="majorEastAsia" w:hint="eastAsia"/>
         </w:rPr>
       </w:pPr>
     </w:p>
@@ -192,7 +192,7 @@
         <mc:AlternateContent>
           <mc:Choice Requires="wps">
             <w:drawing>
-              <wp:anchor distT="0" distB="0" distL="114300" distR="114300" simplePos="0" relativeHeight="15730688" behindDoc="0" locked="0" layoutInCell="1" allowOverlap="1" wp14:anchorId="6AA1A1FB" wp14:editId="55D01058">
+              <wp:anchor distT="0" distB="0" distL="114300" distR="114300" simplePos="0" relativeHeight="15730688" behindDoc="0" locked="0" layoutInCell="1" allowOverlap="1" wp14:anchorId="6AA1A1FB" wp14:editId="6BC0802D">
                 <wp:simplePos x="0" y="0"/>
                 <wp:positionH relativeFrom="page">
                   <wp:align>center</wp:align>
@@ -260,7 +260,7 @@
           </mc:Choice>
           <mc:Fallback>
             <w:pict>
-              <v:rect w14:anchorId="64DD62C6" id="Rectangle 7" o:spid="_x0000_s1026" style="position:absolute;left:0;text-align:left;margin-left:0;margin-top:19.95pt;width:527pt;height:1pt;z-index:15730688;visibility:visible;mso-wrap-style:square;mso-width-percent:0;mso-height-percent:0;mso-wrap-distance-left:9pt;mso-wrap-distance-top:0;mso-wrap-distance-right:9pt;mso-wrap-distance-bottom:0;mso-position-horizontal:center;mso-position-horizontal-relative:page;mso-position-vertical:absolute;mso-position-vertical-relative:text;mso-width-percent:0;mso-height-percent:0;mso-width-relative:page;mso-height-relative:page;v-text-anchor:top" o:gfxdata="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" fillcolor="#4f81bd [3204]" stroked="f">
+              <v:rect w14:anchorId="7292ADBE" id="Rectangle 7" o:spid="_x0000_s1026" style="position:absolute;margin-left:0;margin-top:19.95pt;width:527pt;height:1pt;z-index:15730688;visibility:visible;mso-wrap-style:square;mso-width-percent:0;mso-height-percent:0;mso-wrap-distance-left:9pt;mso-wrap-distance-top:0;mso-wrap-distance-right:9pt;mso-wrap-distance-bottom:0;mso-position-horizontal:center;mso-position-horizontal-relative:page;mso-position-vertical:absolute;mso-position-vertical-relative:text;mso-width-percent:0;mso-height-percent:0;mso-width-relative:page;mso-height-relative:page;v-text-anchor:top" o:gfxdata="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" fillcolor="#4f81bd [3204]" stroked="f">
                 <v:path arrowok="t"/>
                 <w10:wrap type="square" anchorx="page"/>
               </v:rect>
@@ -312,11 +312,11 @@
       </w:r>
       <w:r>
         <w:rPr>
-          <w:rFonts w:asciiTheme="majorEastAsia" w:eastAsiaTheme="majorEastAsia" w:hAnsiTheme="majorEastAsia" w:hint="eastAsia"/>
+          <w:rFonts w:asciiTheme="majorEastAsia" w:eastAsiaTheme="majorEastAsia" w:hAnsiTheme="majorEastAsia"/>
           <w:sz w:val="16"/>
           <w:szCs w:val="16"/>
         </w:rPr>
-        <w:t>（就读期间 QS：360-359）</w:t>
+        <w:t xml:space="preserve"> </w:t>
       </w:r>
       <w:r>
         <w:rPr>
@@ -324,7 +324,7 @@
           <w:sz w:val="16"/>
           <w:szCs w:val="16"/>
         </w:rPr>
-        <w:t xml:space="preserve"> </w:t>
+        <w:t>（计算机 QS</w:t>
       </w:r>
       <w:r>
         <w:rPr>
@@ -332,6 +332,22 @@
           <w:sz w:val="16"/>
           <w:szCs w:val="16"/>
         </w:rPr>
+        <w:t xml:space="preserve"> 70-75</w:t>
+      </w:r>
+      <w:r>
+        <w:rPr>
+          <w:rFonts w:asciiTheme="majorEastAsia" w:eastAsiaTheme="majorEastAsia" w:hAnsiTheme="majorEastAsia" w:hint="eastAsia"/>
+          <w:sz w:val="16"/>
+          <w:szCs w:val="16"/>
+        </w:rPr>
+        <w:t>）</w:t>
+      </w:r>
+      <w:r>
+        <w:rPr>
+          <w:rFonts w:asciiTheme="majorEastAsia" w:eastAsiaTheme="majorEastAsia" w:hAnsiTheme="majorEastAsia"/>
+          <w:sz w:val="16"/>
+          <w:szCs w:val="16"/>
+        </w:rPr>
         <w:t>202</w:t>
       </w:r>
       <w:r>
@@ -383,18 +399,11 @@
       </w:r>
       <w:r>
         <w:rPr>
+          <w:rFonts w:hint="eastAsia"/>
           <w:sz w:val="16"/>
           <w:lang w:val="ru-RU"/>
         </w:rPr>
-        <w:t>ПИиКТ</w:t>
-      </w:r>
-      <w:r>
-        <w:rPr>
-          <w:rFonts w:hint="eastAsia"/>
-          <w:sz w:val="16"/>
-          <w:lang w:val="ru-RU"/>
-        </w:rPr>
-        <w:t xml:space="preserve"> 计算机技术与软件工程系</w:t>
+        <w:t>计算机技术与软件工程系</w:t>
       </w:r>
     </w:p>
     <w:p>
@@ -579,33 +588,6 @@
       </w:r>
       <w:r>
         <w:rPr>
-          <w:sz w:val="16"/>
-          <w:lang w:val="ru-RU"/>
-        </w:rPr>
-        <w:t>Подготовительный</w:t>
-      </w:r>
-      <w:r>
-        <w:rPr>
-          <w:sz w:val="16"/>
-          <w:lang w:val="en-US"/>
-        </w:rPr>
-        <w:t xml:space="preserve"> </w:t>
-      </w:r>
-      <w:r>
-        <w:rPr>
-          <w:sz w:val="16"/>
-          <w:lang w:val="ru-RU"/>
-        </w:rPr>
-        <w:t>факультет</w:t>
-      </w:r>
-      <w:r>
-        <w:rPr>
-          <w:sz w:val="16"/>
-        </w:rPr>
-        <w:t xml:space="preserve"> </w:t>
-      </w:r>
-      <w:r>
-        <w:rPr>
           <w:rFonts w:hint="eastAsia"/>
           <w:sz w:val="16"/>
           <w:lang w:val="ru-RU"/>
@@ -925,60 +907,242 @@
         <w:pStyle w:val="acbfdd8b-e11b-4d36-88ff-6049b138f862"/>
         <w:rPr>
           <w:sz w:val="16"/>
+          <w:lang w:val="ru-RU"/>
+        </w:rPr>
+      </w:pPr>
+      <w:r>
+        <w:rPr>
+          <w:rFonts w:hint="eastAsia"/>
+          <w:sz w:val="16"/>
+        </w:rPr>
+        <w:t>院系</w:t>
+      </w:r>
+      <w:r>
+        <w:rPr>
+          <w:rFonts w:hint="eastAsia"/>
+          <w:sz w:val="16"/>
+        </w:rPr>
+        <w:t>：</w:t>
+      </w:r>
+      <w:r>
+        <w:rPr>
+          <w:rFonts w:hint="eastAsia"/>
+          <w:sz w:val="16"/>
+          <w:lang w:val="ru-RU"/>
+        </w:rPr>
+        <w:t>机械类</w:t>
+      </w:r>
+    </w:p>
+    <w:p>
+      <w:pPr>
+        <w:pStyle w:val="1"/>
+        <w:spacing w:line="276" w:lineRule="auto"/>
+        <w:ind w:left="0"/>
+        <w:rPr>
+          <w:rFonts w:asciiTheme="majorEastAsia" w:eastAsiaTheme="majorEastAsia" w:hAnsiTheme="majorEastAsia"/>
+          <w:color w:val="4F81BD" w:themeColor="accent1"/>
+        </w:rPr>
+      </w:pPr>
+      <w:r>
+        <w:rPr>
+          <w:rFonts w:asciiTheme="majorEastAsia" w:eastAsiaTheme="majorEastAsia" w:hAnsiTheme="majorEastAsia"/>
+          <w:noProof/>
+          <w:color w:val="4F81BD" w:themeColor="accent1"/>
+        </w:rPr>
+        <mc:AlternateContent>
+          <mc:Choice Requires="wps">
+            <w:drawing>
+              <wp:anchor distT="0" distB="0" distL="0" distR="0" simplePos="0" relativeHeight="487593472" behindDoc="1" locked="0" layoutInCell="1" allowOverlap="1" wp14:anchorId="50590445" wp14:editId="0205A5BC">
+                <wp:simplePos x="0" y="0"/>
+                <wp:positionH relativeFrom="page">
+                  <wp:align>center</wp:align>
+                </wp:positionH>
+                <wp:positionV relativeFrom="paragraph">
+                  <wp:posOffset>262255</wp:posOffset>
+                </wp:positionV>
+                <wp:extent cx="6692900" cy="12700"/>
+                <wp:effectExtent l="0" t="0" r="0" b="0"/>
+                <wp:wrapSquare wrapText="bothSides"/>
+                <wp:docPr id="423212817" name="Rectangle 6"/>
+                <wp:cNvGraphicFramePr>
+                  <a:graphicFrameLocks xmlns:a="http://schemas.openxmlformats.org/drawingml/2006/main"/>
+                </wp:cNvGraphicFramePr>
+                <a:graphic xmlns:a="http://schemas.openxmlformats.org/drawingml/2006/main">
+                  <a:graphicData uri="http://schemas.microsoft.com/office/word/2010/wordprocessingShape">
+                    <wps:wsp>
+                      <wps:cNvSpPr>
+                        <a:spLocks/>
+                      </wps:cNvSpPr>
+                      <wps:spPr bwMode="auto">
+                        <a:xfrm>
+                          <a:off x="0" y="0"/>
+                          <a:ext cx="6692900" cy="12700"/>
+                        </a:xfrm>
+                        <a:prstGeom prst="rect">
+                          <a:avLst/>
+                        </a:prstGeom>
+                        <a:solidFill>
+                          <a:schemeClr val="accent1">
+                            <a:lumMod val="100000"/>
+                            <a:lumOff val="0"/>
+                          </a:schemeClr>
+                        </a:solidFill>
+                        <a:ln>
+                          <a:noFill/>
+                        </a:ln>
+                        <a:extLst>
+                          <a:ext uri="{91240B29-F687-4F45-9708-019B960494DF}">
+                            <a14:hiddenLine xmlns:a14="http://schemas.microsoft.com/office/drawing/2010/main" w="9525">
+                              <a:solidFill>
+                                <a:srgbClr val="000000"/>
+                              </a:solidFill>
+                              <a:miter lim="800000"/>
+                              <a:headEnd/>
+                              <a:tailEnd/>
+                            </a14:hiddenLine>
+                          </a:ext>
+                        </a:extLst>
+                      </wps:spPr>
+                      <wps:bodyPr rot="0" vert="horz" wrap="square" lIns="91440" tIns="45720" rIns="91440" bIns="45720" anchor="t" anchorCtr="0" upright="1">
+                        <a:noAutofit/>
+                      </wps:bodyPr>
+                    </wps:wsp>
+                  </a:graphicData>
+                </a:graphic>
+                <wp14:sizeRelH relativeFrom="page">
+                  <wp14:pctWidth>0</wp14:pctWidth>
+                </wp14:sizeRelH>
+                <wp14:sizeRelV relativeFrom="page">
+                  <wp14:pctHeight>0</wp14:pctHeight>
+                </wp14:sizeRelV>
+              </wp:anchor>
+            </w:drawing>
+          </mc:Choice>
+          <mc:Fallback>
+            <w:pict>
+              <v:rect w14:anchorId="1857991D" id="Rectangle 6" o:spid="_x0000_s1026" style="position:absolute;margin-left:0;margin-top:20.65pt;width:527pt;height:1pt;z-index:-15723008;visibility:visible;mso-wrap-style:square;mso-width-percent:0;mso-height-percent:0;mso-wrap-distance-left:0;mso-wrap-distance-top:0;mso-wrap-distance-right:0;mso-wrap-distance-bottom:0;mso-position-horizontal:center;mso-position-horizontal-relative:page;mso-position-vertical:absolute;mso-position-vertical-relative:text;mso-width-percent:0;mso-height-percent:0;mso-width-relative:page;mso-height-relative:page;v-text-anchor:top" o:gfxdata="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" fillcolor="#4f81bd [3204]" stroked="f">
+                <v:path arrowok="t"/>
+                <w10:wrap type="square" anchorx="page"/>
+              </v:rect>
+            </w:pict>
+          </mc:Fallback>
+        </mc:AlternateContent>
+      </w:r>
+      <w:r>
+        <w:rPr>
+          <w:rFonts w:asciiTheme="majorEastAsia" w:eastAsiaTheme="majorEastAsia" w:hAnsiTheme="majorEastAsia" w:hint="eastAsia"/>
+          <w:color w:val="4F81BD" w:themeColor="accent1"/>
+        </w:rPr>
+        <w:t>实习经历</w:t>
+      </w:r>
+    </w:p>
+    <w:p>
+      <w:pPr>
+        <w:pStyle w:val="acbfdd8b-e11b-4d36-88ff-6049b138f862"/>
+        <w:ind w:left="0"/>
+        <w:rPr>
+          <w:b/>
+          <w:bCs w:val="0"/>
+          <w:sz w:val="16"/>
           <w:lang w:val="en-US"/>
         </w:rPr>
       </w:pPr>
       <w:r>
         <w:rPr>
           <w:rFonts w:hint="eastAsia"/>
-          <w:sz w:val="16"/>
-        </w:rPr>
-        <w:t>院系</w:t>
+          <w:b/>
+          <w:bCs w:val="0"/>
+          <w:sz w:val="16"/>
+          <w:lang w:val="en-US"/>
+        </w:rPr>
+        <w:t>单位：</w:t>
       </w:r>
       <w:r>
         <w:rPr>
           <w:rFonts w:hint="eastAsia"/>
-          <w:sz w:val="16"/>
-        </w:rPr>
-        <w:t>：</w:t>
-      </w:r>
+          <w:b/>
+          <w:bCs w:val="0"/>
+          <w:sz w:val="16"/>
+          <w:lang w:val="en-US"/>
+        </w:rPr>
+        <w:t>中国科学院-深圳先进技术研究院</w:t>
+      </w:r>
+    </w:p>
+    <w:p>
+      <w:pPr>
+        <w:pStyle w:val="acbfdd8b-e11b-4d36-88ff-6049b138f862"/>
+        <w:ind w:left="0"/>
+        <w:rPr>
+          <w:b/>
+          <w:bCs w:val="0"/>
+          <w:sz w:val="16"/>
+          <w:lang w:val="en-US"/>
+        </w:rPr>
+      </w:pPr>
       <w:r>
         <w:rPr>
           <w:rFonts w:hint="eastAsia"/>
-          <w:sz w:val="16"/>
-          <w:lang w:val="ru-RU"/>
-        </w:rPr>
-        <w:t>机械类</w:t>
+          <w:b/>
+          <w:bCs w:val="0"/>
+          <w:sz w:val="16"/>
+          <w:lang w:val="en-US"/>
+        </w:rPr>
+        <w:t>部门：科学仪器研究所（筹）</w:t>
       </w:r>
     </w:p>
     <w:p>
       <w:pPr>
         <w:pStyle w:val="acbfdd8b-e11b-4d36-88ff-6049b138f862"/>
-        <w:rPr>
+        <w:ind w:left="0"/>
+        <w:rPr>
+          <w:b/>
+          <w:bCs w:val="0"/>
           <w:sz w:val="16"/>
           <w:lang w:val="en-US"/>
         </w:rPr>
       </w:pPr>
       <w:r>
         <w:rPr>
-          <w:rFonts w:asciiTheme="majorEastAsia" w:eastAsiaTheme="majorEastAsia" w:hAnsiTheme="majorEastAsia" w:hint="eastAsia"/>
-          <w:sz w:val="16"/>
-        </w:rPr>
-        <w:t>（应基金委要求，办理保留一年入学资格，入学后另休学一年，后</w:t>
-      </w:r>
-      <w:r>
-        <w:rPr>
-          <w:rFonts w:asciiTheme="majorEastAsia" w:eastAsiaTheme="majorEastAsia" w:hAnsiTheme="majorEastAsia" w:hint="eastAsia"/>
-          <w:sz w:val="16"/>
-        </w:rPr>
-        <w:t>主动</w:t>
-      </w:r>
-      <w:r>
-        <w:rPr>
-          <w:rFonts w:asciiTheme="majorEastAsia" w:eastAsiaTheme="majorEastAsia" w:hAnsiTheme="majorEastAsia" w:hint="eastAsia"/>
-          <w:sz w:val="16"/>
-        </w:rPr>
-        <w:t>退学）</w:t>
+          <w:rFonts w:hint="eastAsia"/>
+          <w:b/>
+          <w:bCs w:val="0"/>
+          <w:sz w:val="16"/>
+          <w:lang w:val="en-US"/>
+        </w:rPr>
+        <w:t>职位：客座学生</w:t>
+      </w:r>
+    </w:p>
+    <w:p>
+      <w:pPr>
+        <w:pStyle w:val="acbfdd8b-e11b-4d36-88ff-6049b138f862"/>
+        <w:ind w:left="0"/>
+        <w:rPr>
+          <w:rFonts w:hint="eastAsia"/>
+          <w:b/>
+          <w:bCs w:val="0"/>
+          <w:sz w:val="16"/>
+          <w:lang w:val="en-US"/>
+        </w:rPr>
+      </w:pPr>
+      <w:r>
+        <w:rPr>
+          <w:rFonts w:hint="eastAsia"/>
+          <w:b/>
+          <w:bCs w:val="0"/>
+          <w:sz w:val="16"/>
+          <w:lang w:val="en-US"/>
+        </w:rPr>
+        <w:t>2025.05-</w:t>
+      </w:r>
+      <w:r>
+        <w:rPr>
+          <w:rFonts w:hint="eastAsia"/>
+          <w:b/>
+          <w:bCs w:val="0"/>
+          <w:sz w:val="16"/>
+          <w:lang w:val="en-US"/>
+        </w:rPr>
+        <w:t>至今</w:t>
       </w:r>
     </w:p>
     <w:p>
@@ -1088,14 +1252,7 @@
           <w:rFonts w:asciiTheme="majorEastAsia" w:eastAsiaTheme="majorEastAsia" w:hAnsiTheme="majorEastAsia" w:hint="eastAsia"/>
           <w:color w:val="4F81BD" w:themeColor="accent1"/>
         </w:rPr>
-        <w:t>成果</w:t>
-      </w:r>
-      <w:r>
-        <w:rPr>
-          <w:rFonts w:asciiTheme="majorEastAsia" w:eastAsiaTheme="majorEastAsia" w:hAnsiTheme="majorEastAsia" w:hint="eastAsia"/>
-          <w:color w:val="4F81BD" w:themeColor="accent1"/>
-        </w:rPr>
-        <w:t>（正在争取）</w:t>
+        <w:t>研究</w:t>
       </w:r>
     </w:p>
     <w:p>
@@ -1111,73 +1268,7 @@
         <w:rPr>
           <w:rFonts w:asciiTheme="majorEastAsia" w:eastAsiaTheme="majorEastAsia" w:hAnsiTheme="majorEastAsia" w:hint="eastAsia"/>
         </w:rPr>
-        <w:t>计算机视觉，</w:t>
-      </w:r>
-      <w:r>
-        <w:rPr>
-          <w:rFonts w:asciiTheme="majorEastAsia" w:eastAsiaTheme="majorEastAsia" w:hAnsiTheme="majorEastAsia"/>
-        </w:rPr>
-        <w:t>图像识别领域学术论文</w:t>
-      </w:r>
-      <w:r>
-        <w:rPr>
-          <w:rFonts w:asciiTheme="majorEastAsia" w:eastAsiaTheme="majorEastAsia" w:hAnsiTheme="majorEastAsia" w:hint="eastAsia"/>
-        </w:rPr>
-        <w:t>（进行中）</w:t>
-      </w:r>
-    </w:p>
-    <w:p>
-      <w:pPr>
-        <w:pStyle w:val="2"/>
-        <w:spacing w:line="276" w:lineRule="auto"/>
-        <w:ind w:left="0"/>
-        <w:rPr>
-          <w:rFonts w:asciiTheme="majorEastAsia" w:eastAsiaTheme="majorEastAsia" w:hAnsiTheme="majorEastAsia"/>
-        </w:rPr>
-      </w:pPr>
-      <w:r>
-        <w:rPr>
-          <w:b w:val="0"/>
-          <w:color w:val="000000"/>
-          <w:lang w:val="fr-FR"/>
-        </w:rPr>
-        <w:t>共同一作</w:t>
-      </w:r>
-      <w:r>
-        <w:rPr>
-          <w:rFonts w:hint="eastAsia"/>
-          <w:b w:val="0"/>
-          <w:color w:val="000000"/>
-          <w:lang w:val="fr-FR"/>
-        </w:rPr>
-        <w:t xml:space="preserve"> 主要参与课题商定，</w:t>
-      </w:r>
-      <w:r>
-        <w:rPr>
-          <w:rFonts w:hint="eastAsia"/>
-          <w:b w:val="0"/>
-          <w:color w:val="000000"/>
-          <w:lang w:val="fr-FR"/>
-        </w:rPr>
-        <w:t>数据分析，模型构建与</w:t>
-      </w:r>
-      <w:r>
-        <w:rPr>
-          <w:rFonts w:hint="eastAsia"/>
-          <w:b w:val="0"/>
-          <w:color w:val="000000"/>
-          <w:lang w:val="fr-FR"/>
-        </w:rPr>
-        <w:t>程序编写</w:t>
-      </w:r>
-      <w:r>
-        <w:rPr>
-          <w:rFonts w:hint="eastAsia"/>
-          <w:b w:val="0"/>
-          <w:color w:val="000000"/>
-          <w:lang w:val="fr-FR"/>
-        </w:rPr>
-        <w:t>等工作</w:t>
+        <w:t>论文</w:t>
       </w:r>
     </w:p>
     <w:p>
@@ -1197,27 +1288,103 @@
       </w:pPr>
       <w:r>
         <w:rPr>
-          <w:rFonts w:asciiTheme="majorEastAsia" w:eastAsiaTheme="majorEastAsia" w:hAnsiTheme="majorEastAsia"/>
-          <w:b w:val="0"/>
-          <w:bCs w:val="0"/>
-        </w:rPr>
-        <w:t xml:space="preserve">目标定位：SCI </w:t>
-      </w:r>
-      <w:r>
-        <w:rPr>
-          <w:rFonts w:asciiTheme="majorEastAsia" w:eastAsiaTheme="majorEastAsia" w:hAnsiTheme="majorEastAsia" w:hint="eastAsia"/>
-          <w:b w:val="0"/>
-          <w:bCs w:val="0"/>
-        </w:rPr>
-        <w:t>Q3</w:t>
-      </w:r>
-      <w:r>
-        <w:rPr>
-          <w:rFonts w:asciiTheme="majorEastAsia" w:eastAsiaTheme="majorEastAsia" w:hAnsiTheme="majorEastAsia" w:hint="eastAsia"/>
-          <w:b w:val="0"/>
-          <w:bCs w:val="0"/>
-        </w:rPr>
-        <w:t>+</w:t>
+          <w:rFonts w:asciiTheme="majorEastAsia" w:eastAsiaTheme="majorEastAsia" w:hAnsiTheme="majorEastAsia" w:hint="eastAsia"/>
+          <w:b w:val="0"/>
+          <w:bCs w:val="0"/>
+        </w:rPr>
+        <w:t>一种基于血管中心线的</w:t>
+      </w:r>
+      <w:r>
+        <w:rPr>
+          <w:rFonts w:asciiTheme="majorEastAsia" w:eastAsiaTheme="majorEastAsia" w:hAnsiTheme="majorEastAsia" w:hint="eastAsia"/>
+          <w:b w:val="0"/>
+          <w:bCs w:val="0"/>
+        </w:rPr>
+        <w:t>血管介入机器人</w:t>
+      </w:r>
+      <w:r>
+        <w:rPr>
+          <w:rFonts w:asciiTheme="majorEastAsia" w:eastAsiaTheme="majorEastAsia" w:hAnsiTheme="majorEastAsia" w:hint="eastAsia"/>
+          <w:b w:val="0"/>
+          <w:bCs w:val="0"/>
+        </w:rPr>
+        <w:t>路径规划算法研究（</w:t>
+      </w:r>
+      <w:r>
+        <w:rPr>
+          <w:rFonts w:asciiTheme="majorEastAsia" w:eastAsiaTheme="majorEastAsia" w:hAnsiTheme="majorEastAsia" w:hint="eastAsia"/>
+          <w:b w:val="0"/>
+          <w:bCs w:val="0"/>
+        </w:rPr>
+        <w:t>在研，目标 IEEE BIBM</w:t>
+      </w:r>
+      <w:r>
+        <w:rPr>
+          <w:rFonts w:asciiTheme="majorEastAsia" w:eastAsiaTheme="majorEastAsia" w:hAnsiTheme="majorEastAsia"/>
+          <w:b w:val="0"/>
+          <w:bCs w:val="0"/>
+        </w:rPr>
+        <w:t>,</w:t>
+      </w:r>
+      <w:r>
+        <w:rPr>
+          <w:rFonts w:asciiTheme="majorEastAsia" w:eastAsiaTheme="majorEastAsia" w:hAnsiTheme="majorEastAsia" w:hint="eastAsia"/>
+          <w:b w:val="0"/>
+          <w:bCs w:val="0"/>
+        </w:rPr>
+        <w:t xml:space="preserve"> CCF</w:t>
+      </w:r>
+      <w:r>
+        <w:rPr>
+          <w:rFonts w:asciiTheme="majorEastAsia" w:eastAsiaTheme="majorEastAsia" w:hAnsiTheme="majorEastAsia"/>
+          <w:b w:val="0"/>
+          <w:bCs w:val="0"/>
+        </w:rPr>
+        <w:t xml:space="preserve"> B</w:t>
+      </w:r>
+      <w:r>
+        <w:rPr>
+          <w:rFonts w:asciiTheme="majorEastAsia" w:eastAsiaTheme="majorEastAsia" w:hAnsiTheme="majorEastAsia" w:hint="eastAsia"/>
+          <w:b w:val="0"/>
+          <w:bCs w:val="0"/>
+        </w:rPr>
+        <w:t>）</w:t>
+      </w:r>
+    </w:p>
+    <w:p>
+      <w:pPr>
+        <w:pStyle w:val="2"/>
+        <w:spacing w:line="276" w:lineRule="auto"/>
+        <w:ind w:left="114"/>
+        <w:rPr>
+          <w:rFonts w:asciiTheme="majorEastAsia" w:eastAsiaTheme="majorEastAsia" w:hAnsiTheme="majorEastAsia" w:hint="eastAsia"/>
+          <w:b w:val="0"/>
+          <w:bCs w:val="0"/>
+        </w:rPr>
+      </w:pPr>
+      <w:r>
+        <w:rPr>
+          <w:rFonts w:asciiTheme="majorEastAsia" w:eastAsiaTheme="majorEastAsia" w:hAnsiTheme="majorEastAsia" w:hint="eastAsia"/>
+          <w:b w:val="0"/>
+          <w:bCs w:val="0"/>
+        </w:rPr>
+        <w:t>负责内容：</w:t>
+      </w:r>
+      <w:r>
+        <w:rPr>
+          <w:rFonts w:asciiTheme="majorEastAsia" w:eastAsiaTheme="majorEastAsia" w:hAnsiTheme="majorEastAsia" w:hint="eastAsia"/>
+          <w:b w:val="0"/>
+          <w:bCs w:val="0"/>
+        </w:rPr>
+        <w:t>仿真血管</w:t>
+      </w:r>
+      <w:r>
+        <w:rPr>
+          <w:rFonts w:asciiTheme="majorEastAsia" w:eastAsiaTheme="majorEastAsia" w:hAnsiTheme="majorEastAsia" w:hint="eastAsia"/>
+          <w:b w:val="0"/>
+          <w:bCs w:val="0"/>
+        </w:rPr>
+        <w:t>体膜医学图像分割、血管三维重建、中心线提取、路径规划算法设计与编写</w:t>
       </w:r>
     </w:p>
     <w:p>
@@ -1235,14 +1402,24 @@
           <w:bCs w:val="0"/>
         </w:rPr>
       </w:pPr>
-      <w:r>
-        <w:rPr>
-          <w:rFonts w:asciiTheme="majorEastAsia" w:eastAsiaTheme="majorEastAsia" w:hAnsiTheme="majorEastAsia"/>
-          <w:b w:val="0"/>
-          <w:bCs w:val="0"/>
-        </w:rPr>
-        <w:t>文献积累 24.03</w:t>
-      </w:r>
+      <w:proofErr w:type="spellStart"/>
+      <w:r>
+        <w:rPr>
+          <w:rFonts w:asciiTheme="majorEastAsia" w:eastAsiaTheme="majorEastAsia" w:hAnsiTheme="majorEastAsia" w:hint="eastAsia"/>
+          <w:b w:val="0"/>
+          <w:bCs w:val="0"/>
+        </w:rPr>
+        <w:t>MSF</w:t>
+      </w:r>
+      <w:r>
+        <w:rPr>
+          <w:rFonts w:asciiTheme="majorEastAsia" w:eastAsiaTheme="majorEastAsia" w:hAnsiTheme="majorEastAsia"/>
+          <w:b w:val="0"/>
+          <w:bCs w:val="0"/>
+        </w:rPr>
+        <w:t>Net</w:t>
+      </w:r>
+      <w:proofErr w:type="spellEnd"/>
       <w:r>
         <w:rPr>
           <w:rFonts w:asciiTheme="majorEastAsia" w:eastAsiaTheme="majorEastAsia" w:hAnsiTheme="majorEastAsia" w:hint="eastAsia"/>
@@ -1253,11 +1430,151 @@
       </w:r>
       <w:r>
         <w:rPr>
-          <w:rFonts w:asciiTheme="majorEastAsia" w:eastAsiaTheme="majorEastAsia" w:hAnsiTheme="majorEastAsia"/>
-          <w:b w:val="0"/>
-          <w:bCs w:val="0"/>
-        </w:rPr>
-        <w:t>https://github.com/Tolia-GH/AcademicPaperNote</w:t>
+          <w:rFonts w:asciiTheme="majorEastAsia" w:eastAsiaTheme="majorEastAsia" w:hAnsiTheme="majorEastAsia" w:hint="eastAsia"/>
+          <w:b w:val="0"/>
+          <w:bCs w:val="0"/>
+        </w:rPr>
+        <w:t>一种</w:t>
+      </w:r>
+      <w:r>
+        <w:rPr>
+          <w:rFonts w:asciiTheme="majorEastAsia" w:eastAsiaTheme="majorEastAsia" w:hAnsiTheme="majorEastAsia"/>
+          <w:b w:val="0"/>
+          <w:bCs w:val="0"/>
+        </w:rPr>
+        <w:t>用于精确导丝和冠状动脉分割的多尺度特征融合网络</w:t>
+      </w:r>
+      <w:r>
+        <w:rPr>
+          <w:rFonts w:asciiTheme="majorEastAsia" w:eastAsiaTheme="majorEastAsia" w:hAnsiTheme="majorEastAsia"/>
+          <w:b w:val="0"/>
+          <w:bCs w:val="0"/>
+        </w:rPr>
+        <w:t xml:space="preserve"> </w:t>
+      </w:r>
+      <w:r>
+        <w:rPr>
+          <w:rFonts w:asciiTheme="majorEastAsia" w:eastAsiaTheme="majorEastAsia" w:hAnsiTheme="majorEastAsia" w:hint="eastAsia"/>
+          <w:b w:val="0"/>
+          <w:bCs w:val="0"/>
+        </w:rPr>
+        <w:t>（</w:t>
+      </w:r>
+      <w:r>
+        <w:rPr>
+          <w:rFonts w:asciiTheme="majorEastAsia" w:eastAsiaTheme="majorEastAsia" w:hAnsiTheme="majorEastAsia"/>
+          <w:b w:val="0"/>
+          <w:bCs w:val="0"/>
+        </w:rPr>
+        <w:t>MDPI Applied Sciences</w:t>
+      </w:r>
+      <w:r>
+        <w:rPr>
+          <w:rFonts w:asciiTheme="majorEastAsia" w:eastAsiaTheme="majorEastAsia" w:hAnsiTheme="majorEastAsia"/>
+          <w:b w:val="0"/>
+          <w:bCs w:val="0"/>
+        </w:rPr>
+        <w:t>:</w:t>
+      </w:r>
+      <w:r>
+        <w:rPr>
+          <w:rFonts w:asciiTheme="majorEastAsia" w:eastAsiaTheme="majorEastAsia" w:hAnsiTheme="majorEastAsia"/>
+          <w:b w:val="0"/>
+          <w:bCs w:val="0"/>
+        </w:rPr>
+        <w:t xml:space="preserve"> JCR Q1, </w:t>
+      </w:r>
+      <w:r>
+        <w:rPr>
+          <w:rFonts w:asciiTheme="majorEastAsia" w:eastAsiaTheme="majorEastAsia" w:hAnsiTheme="majorEastAsia"/>
+          <w:b w:val="0"/>
+          <w:bCs w:val="0"/>
+        </w:rPr>
+        <w:t>SCI Q2</w:t>
+      </w:r>
+      <w:r>
+        <w:rPr>
+          <w:rFonts w:asciiTheme="majorEastAsia" w:eastAsiaTheme="majorEastAsia" w:hAnsiTheme="majorEastAsia"/>
+          <w:b w:val="0"/>
+          <w:bCs w:val="0"/>
+        </w:rPr>
+        <w:t>,</w:t>
+      </w:r>
+      <w:r>
+        <w:rPr>
+          <w:rFonts w:asciiTheme="majorEastAsia" w:eastAsiaTheme="majorEastAsia" w:hAnsiTheme="majorEastAsia"/>
+          <w:b w:val="0"/>
+          <w:bCs w:val="0"/>
+        </w:rPr>
+        <w:t xml:space="preserve"> </w:t>
+      </w:r>
+      <w:r>
+        <w:rPr>
+          <w:rFonts w:asciiTheme="majorEastAsia" w:eastAsiaTheme="majorEastAsia" w:hAnsiTheme="majorEastAsia" w:hint="eastAsia"/>
+          <w:b w:val="0"/>
+          <w:bCs w:val="0"/>
+        </w:rPr>
+        <w:t>二作</w:t>
+      </w:r>
+      <w:r>
+        <w:rPr>
+          <w:rFonts w:asciiTheme="majorEastAsia" w:eastAsiaTheme="majorEastAsia" w:hAnsiTheme="majorEastAsia"/>
+          <w:b w:val="0"/>
+          <w:bCs w:val="0"/>
+        </w:rPr>
+        <w:t xml:space="preserve">, </w:t>
+      </w:r>
+      <w:r>
+        <w:rPr>
+          <w:rFonts w:asciiTheme="majorEastAsia" w:eastAsiaTheme="majorEastAsia" w:hAnsiTheme="majorEastAsia" w:hint="eastAsia"/>
+          <w:b w:val="0"/>
+          <w:bCs w:val="0"/>
+        </w:rPr>
+        <w:t>下周前提交</w:t>
+      </w:r>
+      <w:r>
+        <w:rPr>
+          <w:rFonts w:asciiTheme="majorEastAsia" w:eastAsiaTheme="majorEastAsia" w:hAnsiTheme="majorEastAsia" w:hint="eastAsia"/>
+          <w:b w:val="0"/>
+          <w:bCs w:val="0"/>
+        </w:rPr>
+        <w:t>）</w:t>
+      </w:r>
+    </w:p>
+    <w:p>
+      <w:pPr>
+        <w:pStyle w:val="2"/>
+        <w:spacing w:line="276" w:lineRule="auto"/>
+        <w:ind w:left="114"/>
+        <w:rPr>
+          <w:rFonts w:asciiTheme="majorEastAsia" w:eastAsiaTheme="majorEastAsia" w:hAnsiTheme="majorEastAsia" w:hint="eastAsia"/>
+          <w:b w:val="0"/>
+          <w:bCs w:val="0"/>
+        </w:rPr>
+      </w:pPr>
+      <w:r>
+        <w:rPr>
+          <w:rFonts w:asciiTheme="majorEastAsia" w:eastAsiaTheme="majorEastAsia" w:hAnsiTheme="majorEastAsia" w:hint="eastAsia"/>
+          <w:b w:val="0"/>
+          <w:bCs w:val="0"/>
+        </w:rPr>
+        <w:t>负责内容：协助进行对比实验、消融实验、论文编写</w:t>
+      </w:r>
+    </w:p>
+    <w:p>
+      <w:pPr>
+        <w:pStyle w:val="2"/>
+        <w:spacing w:line="276" w:lineRule="auto"/>
+        <w:ind w:left="0"/>
+        <w:rPr>
+          <w:rFonts w:asciiTheme="majorEastAsia" w:eastAsiaTheme="majorEastAsia" w:hAnsiTheme="majorEastAsia"/>
+        </w:rPr>
+      </w:pPr>
+      <w:r>
+        <w:rPr>
+          <w:rFonts w:asciiTheme="majorEastAsia" w:eastAsiaTheme="majorEastAsia" w:hAnsiTheme="majorEastAsia" w:hint="eastAsia"/>
+        </w:rPr>
+        <w:t>专利</w:t>
       </w:r>
     </w:p>
     <w:p>
@@ -1270,274 +1587,42 @@
         <w:spacing w:line="276" w:lineRule="auto"/>
         <w:ind w:left="114"/>
         <w:rPr>
-          <w:rFonts w:asciiTheme="majorEastAsia" w:eastAsiaTheme="majorEastAsia" w:hAnsiTheme="majorEastAsia"/>
-          <w:b w:val="0"/>
-          <w:bCs w:val="0"/>
-        </w:rPr>
-      </w:pPr>
-      <w:r>
-        <w:rPr>
-          <w:rFonts w:asciiTheme="majorEastAsia" w:eastAsiaTheme="majorEastAsia" w:hAnsiTheme="majorEastAsia"/>
-          <w:b w:val="0"/>
-          <w:bCs w:val="0"/>
-        </w:rPr>
-        <w:t>课题选定 24.04：无人机巡检，基于图像的故障检测，缺陷检测，目标识别等，具体希望能与您商定</w:t>
-      </w:r>
-    </w:p>
-    <w:p>
-      <w:pPr>
-        <w:pStyle w:val="2"/>
-        <w:numPr>
-          <w:ilvl w:val="0"/>
-          <w:numId w:val="19"/>
-        </w:numPr>
-        <w:spacing w:line="276" w:lineRule="auto"/>
-        <w:ind w:left="114"/>
-        <w:rPr>
-          <w:rFonts w:asciiTheme="majorEastAsia" w:eastAsiaTheme="majorEastAsia" w:hAnsiTheme="majorEastAsia"/>
-          <w:b w:val="0"/>
-          <w:bCs w:val="0"/>
-        </w:rPr>
-      </w:pPr>
-      <w:r>
-        <w:rPr>
-          <w:rFonts w:asciiTheme="majorEastAsia" w:eastAsiaTheme="majorEastAsia" w:hAnsiTheme="majorEastAsia"/>
-          <w:b w:val="0"/>
-          <w:bCs w:val="0"/>
-        </w:rPr>
-        <w:t>模型构建 24.05 – 24.06</w:t>
-      </w:r>
-      <w:r>
-        <w:rPr>
-          <w:rFonts w:asciiTheme="majorEastAsia" w:eastAsiaTheme="majorEastAsia" w:hAnsiTheme="majorEastAsia" w:hint="eastAsia"/>
-          <w:b w:val="0"/>
-          <w:bCs w:val="0"/>
-        </w:rPr>
-        <w:t>：图像预处理，特征值分析与提取，归一化，图像识别，图像分类，模型准确度及拟合度分析等</w:t>
-      </w:r>
-    </w:p>
-    <w:p>
-      <w:pPr>
-        <w:pStyle w:val="2"/>
-        <w:numPr>
-          <w:ilvl w:val="0"/>
-          <w:numId w:val="19"/>
-        </w:numPr>
-        <w:spacing w:line="276" w:lineRule="auto"/>
-        <w:ind w:left="114"/>
-        <w:rPr>
-          <w:rFonts w:asciiTheme="majorEastAsia" w:eastAsiaTheme="majorEastAsia" w:hAnsiTheme="majorEastAsia"/>
-          <w:b w:val="0"/>
-          <w:bCs w:val="0"/>
-        </w:rPr>
-      </w:pPr>
-      <w:r>
-        <w:rPr>
-          <w:rFonts w:asciiTheme="majorEastAsia" w:eastAsiaTheme="majorEastAsia" w:hAnsiTheme="majorEastAsia"/>
-          <w:b w:val="0"/>
-          <w:bCs w:val="0"/>
-        </w:rPr>
-        <w:t>算法编写 24.0</w:t>
-      </w:r>
-      <w:r>
-        <w:rPr>
-          <w:rFonts w:asciiTheme="majorEastAsia" w:eastAsiaTheme="majorEastAsia" w:hAnsiTheme="majorEastAsia" w:hint="eastAsia"/>
-          <w:b w:val="0"/>
-          <w:bCs w:val="0"/>
-        </w:rPr>
-        <w:t>6</w:t>
-      </w:r>
-      <w:r>
-        <w:rPr>
-          <w:rFonts w:asciiTheme="majorEastAsia" w:eastAsiaTheme="majorEastAsia" w:hAnsiTheme="majorEastAsia"/>
-          <w:b w:val="0"/>
-          <w:bCs w:val="0"/>
-        </w:rPr>
-        <w:t xml:space="preserve"> – 24.0</w:t>
-      </w:r>
-      <w:r>
-        <w:rPr>
-          <w:rFonts w:asciiTheme="majorEastAsia" w:eastAsiaTheme="majorEastAsia" w:hAnsiTheme="majorEastAsia" w:hint="eastAsia"/>
-          <w:b w:val="0"/>
-          <w:bCs w:val="0"/>
-        </w:rPr>
-        <w:t>8</w:t>
-      </w:r>
-      <w:r>
-        <w:rPr>
-          <w:rFonts w:asciiTheme="majorEastAsia" w:eastAsiaTheme="majorEastAsia" w:hAnsiTheme="majorEastAsia"/>
-          <w:b w:val="0"/>
-          <w:bCs w:val="0"/>
-        </w:rPr>
-        <w:t>：</w:t>
-      </w:r>
-      <w:r>
-        <w:rPr>
-          <w:rFonts w:asciiTheme="majorEastAsia" w:eastAsiaTheme="majorEastAsia" w:hAnsiTheme="majorEastAsia" w:hint="eastAsia"/>
-          <w:b w:val="0"/>
-          <w:bCs w:val="0"/>
-        </w:rPr>
-        <w:t xml:space="preserve">可能涉及 </w:t>
-      </w:r>
-      <w:r>
-        <w:rPr>
-          <w:rFonts w:asciiTheme="majorEastAsia" w:eastAsiaTheme="majorEastAsia" w:hAnsiTheme="majorEastAsia"/>
-          <w:b w:val="0"/>
-          <w:bCs w:val="0"/>
-        </w:rPr>
-        <w:t>CNN</w:t>
-      </w:r>
-      <w:r>
-        <w:rPr>
-          <w:rFonts w:asciiTheme="majorEastAsia" w:eastAsiaTheme="majorEastAsia" w:hAnsiTheme="majorEastAsia" w:hint="eastAsia"/>
-          <w:b w:val="0"/>
-          <w:bCs w:val="0"/>
-        </w:rPr>
-        <w:t xml:space="preserve"> 卷积神经网络（过于常见）</w:t>
-      </w:r>
-      <w:r>
-        <w:rPr>
-          <w:rFonts w:asciiTheme="majorEastAsia" w:eastAsiaTheme="majorEastAsia" w:hAnsiTheme="majorEastAsia"/>
-          <w:b w:val="0"/>
-          <w:bCs w:val="0"/>
-        </w:rPr>
-        <w:t>, LSTM</w:t>
-      </w:r>
-      <w:r>
-        <w:rPr>
-          <w:rFonts w:asciiTheme="majorEastAsia" w:eastAsiaTheme="majorEastAsia" w:hAnsiTheme="majorEastAsia" w:hint="eastAsia"/>
-          <w:b w:val="0"/>
-          <w:bCs w:val="0"/>
-        </w:rPr>
-        <w:t xml:space="preserve"> 长短期记忆等算法（常见）</w:t>
-      </w:r>
-    </w:p>
-    <w:p>
-      <w:pPr>
-        <w:pStyle w:val="2"/>
-        <w:numPr>
-          <w:ilvl w:val="0"/>
-          <w:numId w:val="19"/>
-        </w:numPr>
-        <w:spacing w:line="276" w:lineRule="auto"/>
-        <w:ind w:left="114"/>
-        <w:rPr>
-          <w:rFonts w:asciiTheme="majorEastAsia" w:eastAsiaTheme="majorEastAsia" w:hAnsiTheme="majorEastAsia"/>
-          <w:b w:val="0"/>
-          <w:bCs w:val="0"/>
-        </w:rPr>
-      </w:pPr>
-      <w:r>
-        <w:rPr>
-          <w:rFonts w:asciiTheme="majorEastAsia" w:eastAsiaTheme="majorEastAsia" w:hAnsiTheme="majorEastAsia"/>
-          <w:b w:val="0"/>
-          <w:bCs w:val="0"/>
-        </w:rPr>
-        <w:t>论文撰写</w:t>
-      </w:r>
-      <w:r>
-        <w:rPr>
-          <w:rFonts w:asciiTheme="majorEastAsia" w:eastAsiaTheme="majorEastAsia" w:hAnsiTheme="majorEastAsia" w:hint="eastAsia"/>
-          <w:b w:val="0"/>
-          <w:bCs w:val="0"/>
-        </w:rPr>
-        <w:t xml:space="preserve"> 24.08</w:t>
-      </w:r>
-      <w:r>
-        <w:rPr>
-          <w:rFonts w:asciiTheme="majorEastAsia" w:eastAsiaTheme="majorEastAsia" w:hAnsiTheme="majorEastAsia"/>
-          <w:b w:val="0"/>
-          <w:bCs w:val="0"/>
-        </w:rPr>
-        <w:t xml:space="preserve"> – 24.0</w:t>
-      </w:r>
-      <w:r>
-        <w:rPr>
-          <w:rFonts w:asciiTheme="majorEastAsia" w:eastAsiaTheme="majorEastAsia" w:hAnsiTheme="majorEastAsia" w:hint="eastAsia"/>
-          <w:b w:val="0"/>
-          <w:bCs w:val="0"/>
-        </w:rPr>
-        <w:t>9</w:t>
-      </w:r>
-      <w:r>
-        <w:rPr>
-          <w:rFonts w:asciiTheme="majorEastAsia" w:eastAsiaTheme="majorEastAsia" w:hAnsiTheme="majorEastAsia"/>
-          <w:b w:val="0"/>
-          <w:bCs w:val="0"/>
-        </w:rPr>
-        <w:t>：</w:t>
-      </w:r>
-      <w:r>
-        <w:rPr>
-          <w:rFonts w:asciiTheme="majorEastAsia" w:eastAsiaTheme="majorEastAsia" w:hAnsiTheme="majorEastAsia" w:hint="eastAsia"/>
-          <w:b w:val="0"/>
-          <w:bCs w:val="0"/>
-        </w:rPr>
-        <w:t>参考其他论文的写作手法，可能考虑第三方论文润色服务？</w:t>
-      </w:r>
-    </w:p>
-    <w:p>
-      <w:pPr>
-        <w:pStyle w:val="2"/>
-        <w:numPr>
-          <w:ilvl w:val="0"/>
-          <w:numId w:val="19"/>
-        </w:numPr>
-        <w:spacing w:line="276" w:lineRule="auto"/>
-        <w:ind w:left="114"/>
-        <w:rPr>
-          <w:rFonts w:asciiTheme="majorEastAsia" w:eastAsiaTheme="majorEastAsia" w:hAnsiTheme="majorEastAsia"/>
-          <w:b w:val="0"/>
-          <w:bCs w:val="0"/>
-        </w:rPr>
-      </w:pPr>
-      <w:r>
-        <w:rPr>
-          <w:rFonts w:asciiTheme="majorEastAsia" w:eastAsiaTheme="majorEastAsia" w:hAnsiTheme="majorEastAsia"/>
-          <w:b w:val="0"/>
-          <w:bCs w:val="0"/>
-        </w:rPr>
-        <w:t>论文投稿</w:t>
-      </w:r>
-      <w:r>
-        <w:rPr>
-          <w:rFonts w:asciiTheme="majorEastAsia" w:eastAsiaTheme="majorEastAsia" w:hAnsiTheme="majorEastAsia" w:hint="eastAsia"/>
-          <w:b w:val="0"/>
-          <w:bCs w:val="0"/>
-        </w:rPr>
-        <w:t xml:space="preserve">与修改 24.09 </w:t>
-      </w:r>
-      <w:r>
-        <w:rPr>
-          <w:rFonts w:asciiTheme="majorEastAsia" w:eastAsiaTheme="majorEastAsia" w:hAnsiTheme="majorEastAsia"/>
-          <w:b w:val="0"/>
-          <w:bCs w:val="0"/>
-        </w:rPr>
-        <w:t>–</w:t>
-      </w:r>
-      <w:r>
-        <w:rPr>
-          <w:rFonts w:asciiTheme="majorEastAsia" w:eastAsiaTheme="majorEastAsia" w:hAnsiTheme="majorEastAsia" w:hint="eastAsia"/>
-          <w:b w:val="0"/>
-          <w:bCs w:val="0"/>
-        </w:rPr>
-        <w:t xml:space="preserve"> 收录</w:t>
-      </w:r>
-      <w:r>
-        <w:rPr>
-          <w:rFonts w:asciiTheme="majorEastAsia" w:eastAsiaTheme="majorEastAsia" w:hAnsiTheme="majorEastAsia"/>
-          <w:b w:val="0"/>
-          <w:bCs w:val="0"/>
-        </w:rPr>
-        <w:t>：</w:t>
-      </w:r>
-      <w:r>
-        <w:rPr>
-          <w:rFonts w:asciiTheme="majorEastAsia" w:eastAsiaTheme="majorEastAsia" w:hAnsiTheme="majorEastAsia" w:hint="eastAsia"/>
-          <w:b w:val="0"/>
-          <w:bCs w:val="0"/>
-        </w:rPr>
-        <w:t>在期刊的选择与论文的修改上可能需要您的帮助</w:t>
+          <w:rFonts w:asciiTheme="majorEastAsia" w:eastAsiaTheme="majorEastAsia" w:hAnsiTheme="majorEastAsia" w:hint="eastAsia"/>
+          <w:b w:val="0"/>
+          <w:bCs w:val="0"/>
+        </w:rPr>
+      </w:pPr>
+      <w:r>
+        <w:rPr>
+          <w:rFonts w:asciiTheme="majorEastAsia" w:eastAsiaTheme="majorEastAsia" w:hAnsiTheme="majorEastAsia"/>
+          <w:b w:val="0"/>
+          <w:bCs w:val="0"/>
+        </w:rPr>
+        <w:t>一种基于层次化提示与交叉注意力融合的医学视觉问答系统</w:t>
+      </w:r>
+      <w:r>
+        <w:rPr>
+          <w:rFonts w:asciiTheme="majorEastAsia" w:eastAsiaTheme="majorEastAsia" w:hAnsiTheme="majorEastAsia" w:hint="eastAsia"/>
+          <w:b w:val="0"/>
+          <w:bCs w:val="0"/>
+        </w:rPr>
+        <w:t>（三作，</w:t>
+      </w:r>
+      <w:r>
+        <w:rPr>
+          <w:rFonts w:asciiTheme="majorEastAsia" w:eastAsiaTheme="majorEastAsia" w:hAnsiTheme="majorEastAsia" w:hint="eastAsia"/>
+          <w:b w:val="0"/>
+          <w:bCs w:val="0"/>
+        </w:rPr>
+        <w:t>已提交</w:t>
+      </w:r>
+      <w:r>
+        <w:rPr>
+          <w:rFonts w:asciiTheme="majorEastAsia" w:eastAsiaTheme="majorEastAsia" w:hAnsiTheme="majorEastAsia" w:hint="eastAsia"/>
+          <w:b w:val="0"/>
+          <w:bCs w:val="0"/>
+        </w:rPr>
+        <w:t>）</w:t>
       </w:r>
     </w:p>
     <w:p>
@@ -1553,109 +1638,19 @@
         <w:rPr>
           <w:rFonts w:asciiTheme="majorEastAsia" w:eastAsiaTheme="majorEastAsia" w:hAnsiTheme="majorEastAsia" w:hint="eastAsia"/>
         </w:rPr>
-        <w:t>机械与</w:t>
-      </w:r>
-      <w:r>
-        <w:rPr>
-          <w:rFonts w:asciiTheme="majorEastAsia" w:eastAsiaTheme="majorEastAsia" w:hAnsiTheme="majorEastAsia"/>
-        </w:rPr>
-        <w:t>控制工程领域学术论文</w:t>
-      </w:r>
-      <w:r>
-        <w:rPr>
-          <w:rFonts w:asciiTheme="majorEastAsia" w:eastAsiaTheme="majorEastAsia" w:hAnsiTheme="majorEastAsia" w:hint="eastAsia"/>
-        </w:rPr>
-        <w:t>（规划中）</w:t>
-      </w:r>
-    </w:p>
-    <w:p>
-      <w:pPr>
-        <w:pStyle w:val="2"/>
-        <w:spacing w:line="276" w:lineRule="auto"/>
-        <w:ind w:left="0"/>
-        <w:rPr>
-          <w:rFonts w:asciiTheme="majorEastAsia" w:eastAsiaTheme="majorEastAsia" w:hAnsiTheme="majorEastAsia"/>
-          <w:b w:val="0"/>
-          <w:bCs w:val="0"/>
-        </w:rPr>
-      </w:pPr>
-      <w:r>
-        <w:rPr>
-          <w:rFonts w:asciiTheme="majorEastAsia" w:eastAsiaTheme="majorEastAsia" w:hAnsiTheme="majorEastAsia" w:hint="eastAsia"/>
-          <w:b w:val="0"/>
-          <w:bCs w:val="0"/>
-        </w:rPr>
-        <w:t>二作 非本人专业领域，仅参与程序编写，数据分析等部分工作</w:t>
-      </w:r>
-    </w:p>
-    <w:p>
-      <w:pPr>
-        <w:pStyle w:val="2"/>
-        <w:numPr>
-          <w:ilvl w:val="0"/>
-          <w:numId w:val="19"/>
-        </w:numPr>
-        <w:spacing w:line="276" w:lineRule="auto"/>
-        <w:ind w:left="114"/>
-        <w:rPr>
-          <w:rFonts w:asciiTheme="majorEastAsia" w:eastAsiaTheme="majorEastAsia" w:hAnsiTheme="majorEastAsia"/>
-          <w:b w:val="0"/>
-          <w:bCs w:val="0"/>
-        </w:rPr>
-      </w:pPr>
-      <w:r>
-        <w:rPr>
-          <w:rFonts w:asciiTheme="majorEastAsia" w:eastAsiaTheme="majorEastAsia" w:hAnsiTheme="majorEastAsia" w:hint="eastAsia"/>
-          <w:b w:val="0"/>
-          <w:bCs w:val="0"/>
-        </w:rPr>
-        <w:t>可能考虑应用强化学习技术改善机械控制上存在的问题</w:t>
-      </w:r>
-    </w:p>
-    <w:p>
-      <w:pPr>
-        <w:pStyle w:val="2"/>
-        <w:spacing w:line="276" w:lineRule="auto"/>
-        <w:ind w:left="114"/>
-        <w:rPr>
-          <w:rFonts w:asciiTheme="majorEastAsia" w:eastAsiaTheme="majorEastAsia" w:hAnsiTheme="majorEastAsia"/>
-          <w:b w:val="0"/>
-          <w:bCs w:val="0"/>
-        </w:rPr>
-      </w:pPr>
-    </w:p>
-    <w:p>
-      <w:pPr>
-        <w:pStyle w:val="2"/>
-        <w:spacing w:line="276" w:lineRule="auto"/>
-        <w:ind w:left="0"/>
-        <w:rPr>
-          <w:rFonts w:asciiTheme="majorEastAsia" w:eastAsiaTheme="majorEastAsia" w:hAnsiTheme="majorEastAsia"/>
-        </w:rPr>
-      </w:pPr>
-      <w:r>
-        <w:rPr>
-          <w:rFonts w:asciiTheme="majorEastAsia" w:eastAsiaTheme="majorEastAsia" w:hAnsiTheme="majorEastAsia" w:hint="eastAsia"/>
-        </w:rPr>
         <w:t>其余待定</w:t>
       </w:r>
     </w:p>
     <w:p>
       <w:pPr>
         <w:rPr>
-          <w:rFonts w:asciiTheme="majorEastAsia" w:eastAsiaTheme="majorEastAsia" w:hAnsiTheme="majorEastAsia"/>
+          <w:rFonts w:asciiTheme="majorEastAsia" w:eastAsiaTheme="majorEastAsia" w:hAnsiTheme="majorEastAsia" w:hint="eastAsia"/>
           <w:b/>
           <w:bCs/>
           <w:sz w:val="16"/>
           <w:szCs w:val="16"/>
         </w:rPr>
       </w:pPr>
-      <w:r>
-        <w:rPr>
-          <w:rFonts w:asciiTheme="majorEastAsia" w:eastAsiaTheme="majorEastAsia" w:hAnsiTheme="majorEastAsia"/>
-        </w:rPr>
-        <w:br w:type="page"/>
-      </w:r>
     </w:p>
     <w:p>
       <w:pPr>
@@ -1673,7 +1668,6 @@
           <w:noProof/>
           <w:sz w:val="2"/>
         </w:rPr>
-        <w:lastRenderedPageBreak/>
         <mc:AlternateContent>
           <mc:Choice Requires="wpg">
             <w:drawing>
@@ -1779,6 +1773,96 @@
     </w:p>
     <w:p>
       <w:pPr>
+        <w:pStyle w:val="2"/>
+        <w:spacing w:before="0" w:line="276" w:lineRule="auto"/>
+        <w:ind w:left="0"/>
+        <w:rPr>
+          <w:rFonts w:asciiTheme="majorEastAsia" w:eastAsiaTheme="majorEastAsia" w:hAnsiTheme="majorEastAsia"/>
+        </w:rPr>
+      </w:pPr>
+      <w:r>
+        <w:rPr>
+          <w:rFonts w:asciiTheme="majorEastAsia" w:eastAsiaTheme="majorEastAsia" w:hAnsiTheme="majorEastAsia" w:hint="eastAsia"/>
+        </w:rPr>
+        <w:t>骨折复位手术机器人系统</w:t>
+      </w:r>
+    </w:p>
+    <w:p>
+      <w:pPr>
+        <w:pStyle w:val="2"/>
+        <w:spacing w:before="0" w:line="276" w:lineRule="auto"/>
+        <w:ind w:left="0"/>
+        <w:rPr>
+          <w:rFonts w:asciiTheme="majorEastAsia" w:eastAsiaTheme="majorEastAsia" w:hAnsiTheme="majorEastAsia" w:hint="eastAsia"/>
+        </w:rPr>
+      </w:pPr>
+      <w:r>
+        <w:rPr>
+          <w:rFonts w:asciiTheme="majorEastAsia" w:eastAsiaTheme="majorEastAsia" w:hAnsiTheme="majorEastAsia" w:hint="eastAsia"/>
+        </w:rPr>
+        <w:t>单位：中国科学院-深圳先进技术研究院</w:t>
+      </w:r>
+    </w:p>
+    <w:p>
+      <w:pPr>
+        <w:pStyle w:val="2"/>
+        <w:spacing w:before="0" w:line="276" w:lineRule="auto"/>
+        <w:ind w:left="0"/>
+        <w:rPr>
+          <w:rFonts w:asciiTheme="majorEastAsia" w:eastAsiaTheme="majorEastAsia" w:hAnsiTheme="majorEastAsia"/>
+        </w:rPr>
+      </w:pPr>
+    </w:p>
+    <w:p>
+      <w:pPr>
+        <w:pStyle w:val="2"/>
+        <w:spacing w:before="0" w:line="276" w:lineRule="auto"/>
+        <w:ind w:left="0"/>
+        <w:rPr>
+          <w:rFonts w:asciiTheme="majorEastAsia" w:eastAsiaTheme="majorEastAsia" w:hAnsiTheme="majorEastAsia" w:hint="eastAsia"/>
+        </w:rPr>
+      </w:pPr>
+      <w:r>
+        <w:rPr>
+          <w:rFonts w:asciiTheme="majorEastAsia" w:eastAsiaTheme="majorEastAsia" w:hAnsiTheme="majorEastAsia" w:hint="eastAsia"/>
+        </w:rPr>
+        <w:t>血管介入手术机器人</w:t>
+      </w:r>
+      <w:r>
+        <w:rPr>
+          <w:rFonts w:asciiTheme="majorEastAsia" w:eastAsiaTheme="majorEastAsia" w:hAnsiTheme="majorEastAsia" w:hint="eastAsia"/>
+        </w:rPr>
+        <w:t xml:space="preserve"> 深圳市医学研究专项资金</w:t>
+      </w:r>
+    </w:p>
+    <w:p>
+      <w:pPr>
+        <w:pStyle w:val="2"/>
+        <w:spacing w:before="0" w:line="276" w:lineRule="auto"/>
+        <w:ind w:left="0"/>
+        <w:rPr>
+          <w:rFonts w:asciiTheme="majorEastAsia" w:eastAsiaTheme="majorEastAsia" w:hAnsiTheme="majorEastAsia" w:hint="eastAsia"/>
+        </w:rPr>
+      </w:pPr>
+      <w:r>
+        <w:rPr>
+          <w:rFonts w:asciiTheme="majorEastAsia" w:eastAsiaTheme="majorEastAsia" w:hAnsiTheme="majorEastAsia" w:hint="eastAsia"/>
+        </w:rPr>
+        <w:t>单位：中国科学院-深圳先进技术研究院</w:t>
+      </w:r>
+    </w:p>
+    <w:p>
+      <w:pPr>
+        <w:pStyle w:val="2"/>
+        <w:spacing w:before="0" w:line="276" w:lineRule="auto"/>
+        <w:ind w:left="0"/>
+        <w:rPr>
+          <w:rFonts w:asciiTheme="majorEastAsia" w:eastAsiaTheme="majorEastAsia" w:hAnsiTheme="majorEastAsia" w:hint="eastAsia"/>
+        </w:rPr>
+      </w:pPr>
+    </w:p>
+    <w:p>
+      <w:pPr>
         <w:pStyle w:val="a3"/>
         <w:spacing w:line="276" w:lineRule="auto"/>
         <w:rPr>
@@ -1969,7 +2053,16 @@
           <w:b w:val="0"/>
           <w:bCs w:val="0"/>
         </w:rPr>
-        <w:t>含从高中到预科各种知识以及对应的俄语语言知识的整理</w:t>
+        <w:t>含从高中到预科各种知识以及对应的俄语语言知</w:t>
+      </w:r>
+      <w:r>
+        <w:rPr>
+          <w:rFonts w:asciiTheme="majorEastAsia" w:eastAsiaTheme="majorEastAsia" w:hAnsiTheme="majorEastAsia"/>
+          <w:b w:val="0"/>
+          <w:bCs w:val="0"/>
+        </w:rPr>
+        <w:lastRenderedPageBreak/>
+        <w:t>识的整理</w:t>
       </w:r>
     </w:p>
     <w:p>
@@ -2445,19 +2538,11 @@
         </w:rPr>
         <w:t>2018 年</w:t>
       </w:r>
-      <w:proofErr w:type="gramStart"/>
-      <w:r>
-        <w:rPr>
-          <w:rFonts w:asciiTheme="majorEastAsia" w:eastAsiaTheme="majorEastAsia" w:hAnsiTheme="majorEastAsia" w:hint="eastAsia"/>
-        </w:rPr>
-        <w:t>外教社杯第十届</w:t>
-      </w:r>
-      <w:proofErr w:type="gramEnd"/>
-      <w:r>
-        <w:rPr>
-          <w:rFonts w:asciiTheme="majorEastAsia" w:eastAsiaTheme="majorEastAsia" w:hAnsiTheme="majorEastAsia" w:hint="eastAsia"/>
-        </w:rPr>
-        <w:t>全国中学生英语能力大赛广东赛区高中组</w:t>
+      <w:r>
+        <w:rPr>
+          <w:rFonts w:asciiTheme="majorEastAsia" w:eastAsiaTheme="majorEastAsia" w:hAnsiTheme="majorEastAsia" w:hint="eastAsia"/>
+        </w:rPr>
+        <w:t>外教社杯第十届全国中学生英语能力大赛广东赛区高中组</w:t>
       </w:r>
       <w:r>
         <w:rPr>
@@ -2634,9 +2719,55 @@
           <w:spacing w:val="3"/>
           <w:sz w:val="16"/>
         </w:rPr>
-        <w:t>全</w:t>
-      </w:r>
-      <w:proofErr w:type="gramStart"/>
+        <w:t>全栈软件开发：</w:t>
+      </w:r>
+      <w:r>
+        <w:rPr>
+          <w:rFonts w:asciiTheme="majorEastAsia" w:eastAsiaTheme="majorEastAsia" w:hAnsiTheme="majorEastAsia" w:hint="eastAsia"/>
+          <w:bCs/>
+          <w:spacing w:val="3"/>
+          <w:sz w:val="16"/>
+        </w:rPr>
+        <w:t>熟悉 PHP，JSP，JSF，Spring，SQL，React 等前后端框架</w:t>
+      </w:r>
+      <w:r>
+        <w:rPr>
+          <w:rFonts w:asciiTheme="majorEastAsia" w:eastAsiaTheme="majorEastAsia" w:hAnsiTheme="majorEastAsia" w:hint="eastAsia"/>
+          <w:bCs/>
+          <w:spacing w:val="3"/>
+          <w:sz w:val="16"/>
+        </w:rPr>
+        <w:t>，熟悉 JDBC，H</w:t>
+      </w:r>
+      <w:r>
+        <w:rPr>
+          <w:rFonts w:asciiTheme="majorEastAsia" w:eastAsiaTheme="majorEastAsia" w:hAnsiTheme="majorEastAsia"/>
+          <w:bCs/>
+          <w:spacing w:val="3"/>
+          <w:sz w:val="16"/>
+        </w:rPr>
+        <w:t>i</w:t>
+      </w:r>
+      <w:r>
+        <w:rPr>
+          <w:rFonts w:asciiTheme="majorEastAsia" w:eastAsiaTheme="majorEastAsia" w:hAnsiTheme="majorEastAsia" w:hint="eastAsia"/>
+          <w:bCs/>
+          <w:spacing w:val="3"/>
+          <w:sz w:val="16"/>
+        </w:rPr>
+        <w:t>bernate 等数据库工具，能够 JavaFX 库进行图形界面开发，了解多线程与并行编程，熟悉客户端-服务端架构与网络交互基本协议</w:t>
+      </w:r>
+    </w:p>
+    <w:p>
+      <w:pPr>
+        <w:spacing w:line="276" w:lineRule="auto"/>
+        <w:rPr>
+          <w:rFonts w:asciiTheme="majorEastAsia" w:eastAsiaTheme="majorEastAsia" w:hAnsiTheme="majorEastAsia"/>
+          <w:bCs/>
+          <w:spacing w:val="3"/>
+          <w:sz w:val="16"/>
+        </w:rPr>
+      </w:pPr>
       <w:r>
         <w:rPr>
           <w:rFonts w:asciiTheme="majorEastAsia" w:eastAsiaTheme="majorEastAsia" w:hAnsiTheme="majorEastAsia" w:hint="eastAsia"/>
@@ -2644,9 +2775,46 @@
           <w:spacing w:val="3"/>
           <w:sz w:val="16"/>
         </w:rPr>
-        <w:t>栈</w:t>
-      </w:r>
-      <w:proofErr w:type="gramEnd"/>
+        <w:t>UI/UX 设计：</w:t>
+      </w:r>
+      <w:r>
+        <w:rPr>
+          <w:rFonts w:asciiTheme="majorEastAsia" w:eastAsiaTheme="majorEastAsia" w:hAnsiTheme="majorEastAsia" w:hint="eastAsia"/>
+          <w:bCs/>
+          <w:spacing w:val="3"/>
+          <w:sz w:val="16"/>
+        </w:rPr>
+        <w:t>熟练使用 Adobe XD，</w:t>
+      </w:r>
+      <w:r>
+        <w:rPr>
+          <w:rFonts w:asciiTheme="majorEastAsia" w:eastAsiaTheme="majorEastAsia" w:hAnsiTheme="majorEastAsia" w:hint="eastAsia"/>
+          <w:bCs/>
+          <w:spacing w:val="3"/>
+          <w:sz w:val="16"/>
+        </w:rPr>
+        <w:t>F</w:t>
+      </w:r>
+      <w:r>
+        <w:rPr>
+          <w:rFonts w:asciiTheme="majorEastAsia" w:eastAsiaTheme="majorEastAsia" w:hAnsiTheme="majorEastAsia" w:hint="eastAsia"/>
+          <w:bCs/>
+          <w:spacing w:val="3"/>
+          <w:sz w:val="16"/>
+        </w:rPr>
+        <w:t>igma 等设计软件进行界面设计</w:t>
+      </w:r>
+    </w:p>
+    <w:p>
+      <w:pPr>
+        <w:spacing w:line="276" w:lineRule="auto"/>
+        <w:rPr>
+          <w:rFonts w:asciiTheme="majorEastAsia" w:eastAsiaTheme="majorEastAsia" w:hAnsiTheme="majorEastAsia"/>
+          <w:bCs/>
+          <w:spacing w:val="3"/>
+          <w:sz w:val="16"/>
+        </w:rPr>
+      </w:pPr>
       <w:r>
         <w:rPr>
           <w:rFonts w:asciiTheme="majorEastAsia" w:eastAsiaTheme="majorEastAsia" w:hAnsiTheme="majorEastAsia" w:hint="eastAsia"/>
@@ -2654,7 +2822,16 @@
           <w:spacing w:val="3"/>
           <w:sz w:val="16"/>
         </w:rPr>
-        <w:t>软件开发：</w:t>
+        <w:t>数据库</w:t>
+      </w:r>
+      <w:r>
+        <w:rPr>
+          <w:rFonts w:asciiTheme="majorEastAsia" w:eastAsiaTheme="majorEastAsia" w:hAnsiTheme="majorEastAsia" w:hint="eastAsia"/>
+          <w:b/>
+          <w:spacing w:val="3"/>
+          <w:sz w:val="16"/>
+        </w:rPr>
+        <w:t>：</w:t>
       </w:r>
       <w:r>
         <w:rPr>
@@ -2663,7 +2840,7 @@
           <w:spacing w:val="3"/>
           <w:sz w:val="16"/>
         </w:rPr>
-        <w:t>熟悉 PHP，JSP，JSF，Spring，SQL，React 等前后端框架</w:t>
+        <w:t>熟练使用 DDL，DML 语言</w:t>
       </w:r>
       <w:r>
         <w:rPr>
@@ -2672,16 +2849,16 @@
           <w:spacing w:val="3"/>
           <w:sz w:val="16"/>
         </w:rPr>
-        <w:t>，熟悉 JDBC，H</w:t>
-      </w:r>
-      <w:r>
-        <w:rPr>
-          <w:rFonts w:asciiTheme="majorEastAsia" w:eastAsiaTheme="majorEastAsia" w:hAnsiTheme="majorEastAsia"/>
+        <w:t>，</w:t>
+      </w:r>
+      <w:r>
+        <w:rPr>
+          <w:rFonts w:asciiTheme="majorEastAsia" w:eastAsiaTheme="majorEastAsia" w:hAnsiTheme="majorEastAsia" w:hint="eastAsia"/>
           <w:bCs/>
           <w:spacing w:val="3"/>
           <w:sz w:val="16"/>
         </w:rPr>
-        <w:t>i</w:t>
+        <w:t>熟悉 PostgreSQL 关联数据库的使用与维护</w:t>
       </w:r>
       <w:r>
         <w:rPr>
@@ -2690,27 +2867,36 @@
           <w:spacing w:val="3"/>
           <w:sz w:val="16"/>
         </w:rPr>
-        <w:t>bernate 等数据库工具，能够 JavaFX 库进行图形界面开发，了解多线程与并行编程，熟悉客户端-服务端架构与网络交互基本协议</w:t>
-      </w:r>
-    </w:p>
-    <w:p>
-      <w:pPr>
-        <w:spacing w:line="276" w:lineRule="auto"/>
-        <w:rPr>
-          <w:rFonts w:asciiTheme="majorEastAsia" w:eastAsiaTheme="majorEastAsia" w:hAnsiTheme="majorEastAsia"/>
+        <w:t>，熟悉数据库索引，触发器，数据库函数</w:t>
+      </w:r>
+      <w:r>
+        <w:rPr>
+          <w:rFonts w:asciiTheme="majorEastAsia" w:eastAsiaTheme="majorEastAsia" w:hAnsiTheme="majorEastAsia" w:hint="eastAsia"/>
           <w:bCs/>
           <w:spacing w:val="3"/>
           <w:sz w:val="16"/>
         </w:rPr>
-      </w:pPr>
-      <w:r>
-        <w:rPr>
-          <w:rFonts w:asciiTheme="majorEastAsia" w:eastAsiaTheme="majorEastAsia" w:hAnsiTheme="majorEastAsia" w:hint="eastAsia"/>
+        <w:t>，数据库过程的编写</w:t>
+      </w:r>
+    </w:p>
+    <w:p>
+      <w:pPr>
+        <w:spacing w:line="276" w:lineRule="auto"/>
+        <w:rPr>
+          <w:rFonts w:asciiTheme="majorEastAsia" w:eastAsiaTheme="majorEastAsia" w:hAnsiTheme="majorEastAsia"/>
           <w:b/>
           <w:spacing w:val="3"/>
           <w:sz w:val="16"/>
         </w:rPr>
-        <w:t>UI/UX 设计：</w:t>
+      </w:pPr>
+      <w:r>
+        <w:rPr>
+          <w:rFonts w:asciiTheme="majorEastAsia" w:eastAsiaTheme="majorEastAsia" w:hAnsiTheme="majorEastAsia" w:hint="eastAsia"/>
+          <w:b/>
+          <w:spacing w:val="3"/>
+          <w:sz w:val="16"/>
+        </w:rPr>
+        <w:t>数据处理：</w:t>
       </w:r>
       <w:r>
         <w:rPr>
@@ -2719,7 +2905,7 @@
           <w:spacing w:val="3"/>
           <w:sz w:val="16"/>
         </w:rPr>
-        <w:t>熟练使用 Adobe XD，</w:t>
+        <w:t>熟练使用 Excel，</w:t>
       </w:r>
       <w:r>
         <w:rPr>
@@ -2728,7 +2914,7 @@
           <w:spacing w:val="3"/>
           <w:sz w:val="16"/>
         </w:rPr>
-        <w:t>F</w:t>
+        <w:t>熟悉</w:t>
       </w:r>
       <w:r>
         <w:rPr>
@@ -2737,28 +2923,40 @@
           <w:spacing w:val="3"/>
           <w:sz w:val="16"/>
         </w:rPr>
-        <w:t>igma 等设计软件进行界面设计</w:t>
-      </w:r>
-    </w:p>
-    <w:p>
-      <w:pPr>
-        <w:spacing w:line="276" w:lineRule="auto"/>
-        <w:rPr>
-          <w:rFonts w:asciiTheme="majorEastAsia" w:eastAsiaTheme="majorEastAsia" w:hAnsiTheme="majorEastAsia"/>
+        <w:t xml:space="preserve"> </w:t>
+      </w:r>
+      <w:proofErr w:type="spellStart"/>
+      <w:r>
+        <w:rPr>
+          <w:rFonts w:asciiTheme="majorEastAsia" w:eastAsiaTheme="majorEastAsia" w:hAnsiTheme="majorEastAsia" w:hint="eastAsia"/>
           <w:bCs/>
           <w:spacing w:val="3"/>
           <w:sz w:val="16"/>
         </w:rPr>
-      </w:pPr>
-      <w:r>
-        <w:rPr>
-          <w:rFonts w:asciiTheme="majorEastAsia" w:eastAsiaTheme="majorEastAsia" w:hAnsiTheme="majorEastAsia" w:hint="eastAsia"/>
+        <w:t>numpy</w:t>
+      </w:r>
+      <w:proofErr w:type="spellEnd"/>
+      <w:r>
+        <w:rPr>
+          <w:rFonts w:asciiTheme="majorEastAsia" w:eastAsiaTheme="majorEastAsia" w:hAnsiTheme="majorEastAsia" w:hint="eastAsia"/>
+          <w:bCs/>
+          <w:spacing w:val="3"/>
+          <w:sz w:val="16"/>
+        </w:rPr>
+        <w:t>，pandas 等库，能够对数据进行特征值分析，数据清洗，归一化等预处理操作</w:t>
+      </w:r>
+    </w:p>
+    <w:p>
+      <w:pPr>
+        <w:spacing w:line="276" w:lineRule="auto"/>
+        <w:rPr>
+          <w:rFonts w:asciiTheme="majorEastAsia" w:eastAsiaTheme="majorEastAsia" w:hAnsiTheme="majorEastAsia"/>
           <w:b/>
           <w:spacing w:val="3"/>
           <w:sz w:val="16"/>
-        </w:rPr>
-        <w:t>数据库</w:t>
-      </w:r>
+          <w:lang w:val="fr-FR"/>
+        </w:rPr>
+      </w:pPr>
       <w:r>
         <w:rPr>
           <w:rFonts w:asciiTheme="majorEastAsia" w:eastAsiaTheme="majorEastAsia" w:hAnsiTheme="majorEastAsia" w:hint="eastAsia"/>
@@ -2766,7 +2964,7 @@
           <w:spacing w:val="3"/>
           <w:sz w:val="16"/>
         </w:rPr>
-        <w:t>：</w:t>
+        <w:t>数据分析：</w:t>
       </w:r>
       <w:r>
         <w:rPr>
@@ -2775,16 +2973,16 @@
           <w:spacing w:val="3"/>
           <w:sz w:val="16"/>
         </w:rPr>
-        <w:t>熟练使用 DDL，DML 语言</w:t>
-      </w:r>
-      <w:r>
-        <w:rPr>
-          <w:rFonts w:asciiTheme="majorEastAsia" w:eastAsiaTheme="majorEastAsia" w:hAnsiTheme="majorEastAsia" w:hint="eastAsia"/>
+        <w:t>熟悉</w:t>
+      </w:r>
+      <w:r>
+        <w:rPr>
+          <w:rFonts w:asciiTheme="majorEastAsia" w:eastAsiaTheme="majorEastAsia" w:hAnsiTheme="majorEastAsia"/>
           <w:bCs/>
           <w:spacing w:val="3"/>
           <w:sz w:val="16"/>
         </w:rPr>
-        <w:t>，</w:t>
+        <w:t xml:space="preserve"> matplotlib</w:t>
       </w:r>
       <w:r>
         <w:rPr>
@@ -2793,7 +2991,7 @@
           <w:spacing w:val="3"/>
           <w:sz w:val="16"/>
         </w:rPr>
-        <w:t>熟悉 PostgreSQL 关联数据库的使用与维护</w:t>
+        <w:t xml:space="preserve"> 库，能够对</w:t>
       </w:r>
       <w:r>
         <w:rPr>
@@ -2802,7 +3000,7 @@
           <w:spacing w:val="3"/>
           <w:sz w:val="16"/>
         </w:rPr>
-        <w:t>，熟悉数据库索引，触发器，数据库函数</w:t>
+        <w:t>数据</w:t>
       </w:r>
       <w:r>
         <w:rPr>
@@ -2811,7 +3009,25 @@
           <w:spacing w:val="3"/>
           <w:sz w:val="16"/>
         </w:rPr>
-        <w:t>，数据库过程的编写</w:t>
+        <w:t>进行</w:t>
+      </w:r>
+      <w:r>
+        <w:rPr>
+          <w:rFonts w:asciiTheme="majorEastAsia" w:eastAsiaTheme="majorEastAsia" w:hAnsiTheme="majorEastAsia" w:hint="eastAsia"/>
+          <w:bCs/>
+          <w:spacing w:val="3"/>
+          <w:sz w:val="16"/>
+        </w:rPr>
+        <w:t>可视化</w:t>
+      </w:r>
+      <w:r>
+        <w:rPr>
+          <w:rFonts w:asciiTheme="majorEastAsia" w:eastAsiaTheme="majorEastAsia" w:hAnsiTheme="majorEastAsia" w:hint="eastAsia"/>
+          <w:bCs/>
+          <w:spacing w:val="3"/>
+          <w:sz w:val="16"/>
+        </w:rPr>
+        <w:t>和分析</w:t>
       </w:r>
     </w:p>
     <w:p>
@@ -2819,11 +3035,29 @@
         <w:spacing w:line="276" w:lineRule="auto"/>
         <w:rPr>
           <w:rFonts w:asciiTheme="majorEastAsia" w:eastAsiaTheme="majorEastAsia" w:hAnsiTheme="majorEastAsia"/>
+          <w:bCs/>
+          <w:spacing w:val="3"/>
+          <w:sz w:val="16"/>
+        </w:rPr>
+      </w:pPr>
+      <w:r>
+        <w:rPr>
+          <w:rFonts w:asciiTheme="majorEastAsia" w:eastAsiaTheme="majorEastAsia" w:hAnsiTheme="majorEastAsia" w:hint="eastAsia"/>
           <w:b/>
           <w:spacing w:val="3"/>
           <w:sz w:val="16"/>
         </w:rPr>
-      </w:pPr>
+        <w:t>数据挖掘：</w:t>
+      </w:r>
+      <w:r>
+        <w:rPr>
+          <w:rFonts w:asciiTheme="majorEastAsia" w:eastAsiaTheme="majorEastAsia" w:hAnsiTheme="majorEastAsia" w:hint="eastAsia"/>
+          <w:bCs/>
+          <w:spacing w:val="3"/>
+          <w:sz w:val="16"/>
+        </w:rPr>
+        <w:t>熟悉</w:t>
+      </w:r>
       <w:r>
         <w:rPr>
           <w:rFonts w:asciiTheme="majorEastAsia" w:eastAsiaTheme="majorEastAsia" w:hAnsiTheme="majorEastAsia" w:hint="eastAsia"/>
@@ -2831,8 +3065,9 @@
           <w:spacing w:val="3"/>
           <w:sz w:val="16"/>
         </w:rPr>
-        <w:t>数据处理：</w:t>
-      </w:r>
+        <w:t xml:space="preserve"> </w:t>
+      </w:r>
+      <w:proofErr w:type="spellStart"/>
       <w:r>
         <w:rPr>
           <w:rFonts w:asciiTheme="majorEastAsia" w:eastAsiaTheme="majorEastAsia" w:hAnsiTheme="majorEastAsia" w:hint="eastAsia"/>
@@ -2840,8 +3075,9 @@
           <w:spacing w:val="3"/>
           <w:sz w:val="16"/>
         </w:rPr>
-        <w:t>熟练使用 Excel，</w:t>
-      </w:r>
+        <w:t>sklearn</w:t>
+      </w:r>
+      <w:proofErr w:type="spellEnd"/>
       <w:r>
         <w:rPr>
           <w:rFonts w:asciiTheme="majorEastAsia" w:eastAsiaTheme="majorEastAsia" w:hAnsiTheme="majorEastAsia" w:hint="eastAsia"/>
@@ -2849,7 +3085,7 @@
           <w:spacing w:val="3"/>
           <w:sz w:val="16"/>
         </w:rPr>
-        <w:t>熟悉</w:t>
+        <w:t xml:space="preserve"> 库，能够对数据集进行多元回归分析，分类，聚类</w:t>
       </w:r>
       <w:r>
         <w:rPr>
@@ -2858,19 +3094,37 @@
           <w:spacing w:val="3"/>
           <w:sz w:val="16"/>
         </w:rPr>
-        <w:t xml:space="preserve"> </w:t>
-      </w:r>
-      <w:proofErr w:type="spellStart"/>
-      <w:r>
-        <w:rPr>
-          <w:rFonts w:asciiTheme="majorEastAsia" w:eastAsiaTheme="majorEastAsia" w:hAnsiTheme="majorEastAsia" w:hint="eastAsia"/>
+        <w:t>，预测等操作</w:t>
+      </w:r>
+    </w:p>
+    <w:p>
+      <w:pPr>
+        <w:spacing w:line="276" w:lineRule="auto"/>
+        <w:rPr>
+          <w:rFonts w:asciiTheme="majorEastAsia" w:eastAsiaTheme="majorEastAsia" w:hAnsiTheme="majorEastAsia"/>
           <w:bCs/>
           <w:spacing w:val="3"/>
           <w:sz w:val="16"/>
         </w:rPr>
-        <w:t>numpy</w:t>
-      </w:r>
-      <w:proofErr w:type="spellEnd"/>
+      </w:pPr>
+      <w:r>
+        <w:rPr>
+          <w:rFonts w:asciiTheme="majorEastAsia" w:eastAsiaTheme="majorEastAsia" w:hAnsiTheme="majorEastAsia" w:hint="eastAsia"/>
+          <w:b/>
+          <w:spacing w:val="3"/>
+          <w:sz w:val="16"/>
+        </w:rPr>
+        <w:t>文档编写</w:t>
+      </w:r>
+      <w:r>
+        <w:rPr>
+          <w:rFonts w:asciiTheme="majorEastAsia" w:eastAsiaTheme="majorEastAsia" w:hAnsiTheme="majorEastAsia" w:hint="eastAsia"/>
+          <w:b/>
+          <w:spacing w:val="3"/>
+          <w:sz w:val="16"/>
+        </w:rPr>
+        <w:t>：</w:t>
+      </w:r>
       <w:r>
         <w:rPr>
           <w:rFonts w:asciiTheme="majorEastAsia" w:eastAsiaTheme="majorEastAsia" w:hAnsiTheme="majorEastAsia" w:hint="eastAsia"/>
@@ -2878,7 +3132,16 @@
           <w:spacing w:val="3"/>
           <w:sz w:val="16"/>
         </w:rPr>
-        <w:t>，pandas 等库，能够对数据进行特征值分析，数据清洗，归一化等预处理操作</w:t>
+        <w:t>熟练使用</w:t>
+      </w:r>
+      <w:r>
+        <w:rPr>
+          <w:rFonts w:asciiTheme="majorEastAsia" w:eastAsiaTheme="majorEastAsia" w:hAnsiTheme="majorEastAsia" w:hint="eastAsia"/>
+          <w:bCs/>
+          <w:spacing w:val="3"/>
+          <w:sz w:val="16"/>
+        </w:rPr>
+        <w:t xml:space="preserve"> Microsoft Office 软件，LaTeX 排版语言，markdown 语言等进行文档编写，熟悉文档格式规范，了解学术论文结构格式</w:t>
       </w:r>
     </w:p>
     <w:p>
@@ -2889,7 +3152,6 @@
           <w:b/>
           <w:spacing w:val="3"/>
           <w:sz w:val="16"/>
-          <w:lang w:val="fr-FR"/>
         </w:rPr>
       </w:pPr>
       <w:r>
@@ -2899,7 +3161,16 @@
           <w:spacing w:val="3"/>
           <w:sz w:val="16"/>
         </w:rPr>
-        <w:t>数据分析：</w:t>
+        <w:t>团队协作</w:t>
+      </w:r>
+      <w:r>
+        <w:rPr>
+          <w:rFonts w:asciiTheme="majorEastAsia" w:eastAsiaTheme="majorEastAsia" w:hAnsiTheme="majorEastAsia" w:hint="eastAsia"/>
+          <w:b/>
+          <w:spacing w:val="3"/>
+          <w:sz w:val="16"/>
+        </w:rPr>
+        <w:t>：</w:t>
       </w:r>
       <w:r>
         <w:rPr>
@@ -2908,61 +3179,16 @@
           <w:spacing w:val="3"/>
           <w:sz w:val="16"/>
         </w:rPr>
-        <w:t>熟悉</w:t>
-      </w:r>
-      <w:r>
-        <w:rPr>
-          <w:rFonts w:asciiTheme="majorEastAsia" w:eastAsiaTheme="majorEastAsia" w:hAnsiTheme="majorEastAsia"/>
+        <w:t>熟练</w:t>
+      </w:r>
+      <w:r>
+        <w:rPr>
+          <w:rFonts w:asciiTheme="majorEastAsia" w:eastAsiaTheme="majorEastAsia" w:hAnsiTheme="majorEastAsia" w:hint="eastAsia"/>
           <w:bCs/>
           <w:spacing w:val="3"/>
           <w:sz w:val="16"/>
         </w:rPr>
-        <w:t xml:space="preserve"> matplotlib</w:t>
-      </w:r>
-      <w:r>
-        <w:rPr>
-          <w:rFonts w:asciiTheme="majorEastAsia" w:eastAsiaTheme="majorEastAsia" w:hAnsiTheme="majorEastAsia" w:hint="eastAsia"/>
-          <w:bCs/>
-          <w:spacing w:val="3"/>
-          <w:sz w:val="16"/>
-        </w:rPr>
-        <w:t xml:space="preserve"> 库，能够对</w:t>
-      </w:r>
-      <w:r>
-        <w:rPr>
-          <w:rFonts w:asciiTheme="majorEastAsia" w:eastAsiaTheme="majorEastAsia" w:hAnsiTheme="majorEastAsia" w:hint="eastAsia"/>
-          <w:bCs/>
-          <w:spacing w:val="3"/>
-          <w:sz w:val="16"/>
-        </w:rPr>
-        <w:t>数据</w:t>
-      </w:r>
-      <w:r>
-        <w:rPr>
-          <w:rFonts w:asciiTheme="majorEastAsia" w:eastAsiaTheme="majorEastAsia" w:hAnsiTheme="majorEastAsia" w:hint="eastAsia"/>
-          <w:bCs/>
-          <w:spacing w:val="3"/>
-          <w:sz w:val="16"/>
-        </w:rPr>
-        <w:t>进行</w:t>
-      </w:r>
-      <w:r>
-        <w:rPr>
-          <w:rFonts w:asciiTheme="majorEastAsia" w:eastAsiaTheme="majorEastAsia" w:hAnsiTheme="majorEastAsia" w:hint="eastAsia"/>
-          <w:bCs/>
-          <w:spacing w:val="3"/>
-          <w:sz w:val="16"/>
-        </w:rPr>
-        <w:t>可视化</w:t>
-      </w:r>
-      <w:r>
-        <w:rPr>
-          <w:rFonts w:asciiTheme="majorEastAsia" w:eastAsiaTheme="majorEastAsia" w:hAnsiTheme="majorEastAsia" w:hint="eastAsia"/>
-          <w:bCs/>
-          <w:spacing w:val="3"/>
-          <w:sz w:val="16"/>
-        </w:rPr>
-        <w:t>和分析</w:t>
+        <w:t>使用 Git，GitHub，GitLab 等版本控制工具进行团队协作，具备一定团队组织与管理经验</w:t>
       </w:r>
     </w:p>
     <w:p>
@@ -2970,8 +3196,6 @@
         <w:spacing w:line="276" w:lineRule="auto"/>
         <w:rPr>
           <w:rFonts w:asciiTheme="majorEastAsia" w:eastAsiaTheme="majorEastAsia" w:hAnsiTheme="majorEastAsia"/>
-          <w:bCs/>
-          <w:spacing w:val="3"/>
           <w:sz w:val="16"/>
         </w:rPr>
       </w:pPr>
@@ -2982,174 +3206,15 @@
           <w:spacing w:val="3"/>
           <w:sz w:val="16"/>
         </w:rPr>
-        <w:t>数据挖掘：</w:t>
-      </w:r>
-      <w:r>
-        <w:rPr>
-          <w:rFonts w:asciiTheme="majorEastAsia" w:eastAsiaTheme="majorEastAsia" w:hAnsiTheme="majorEastAsia" w:hint="eastAsia"/>
-          <w:bCs/>
-          <w:spacing w:val="3"/>
-          <w:sz w:val="16"/>
-        </w:rPr>
-        <w:t>熟悉</w:t>
-      </w:r>
-      <w:r>
-        <w:rPr>
-          <w:rFonts w:asciiTheme="majorEastAsia" w:eastAsiaTheme="majorEastAsia" w:hAnsiTheme="majorEastAsia" w:hint="eastAsia"/>
+        <w:t>编程语言</w:t>
+      </w:r>
+      <w:r>
+        <w:rPr>
+          <w:rFonts w:asciiTheme="majorEastAsia" w:eastAsiaTheme="majorEastAsia" w:hAnsiTheme="majorEastAsia"/>
           <w:b/>
           <w:spacing w:val="3"/>
           <w:sz w:val="16"/>
         </w:rPr>
-        <w:t xml:space="preserve"> </w:t>
-      </w:r>
-      <w:proofErr w:type="spellStart"/>
-      <w:r>
-        <w:rPr>
-          <w:rFonts w:asciiTheme="majorEastAsia" w:eastAsiaTheme="majorEastAsia" w:hAnsiTheme="majorEastAsia" w:hint="eastAsia"/>
-          <w:bCs/>
-          <w:spacing w:val="3"/>
-          <w:sz w:val="16"/>
-        </w:rPr>
-        <w:t>sklearn</w:t>
-      </w:r>
-      <w:proofErr w:type="spellEnd"/>
-      <w:r>
-        <w:rPr>
-          <w:rFonts w:asciiTheme="majorEastAsia" w:eastAsiaTheme="majorEastAsia" w:hAnsiTheme="majorEastAsia" w:hint="eastAsia"/>
-          <w:bCs/>
-          <w:spacing w:val="3"/>
-          <w:sz w:val="16"/>
-        </w:rPr>
-        <w:t xml:space="preserve"> 库，能够对数据集进行多元回归分析，分类，聚类</w:t>
-      </w:r>
-      <w:r>
-        <w:rPr>
-          <w:rFonts w:asciiTheme="majorEastAsia" w:eastAsiaTheme="majorEastAsia" w:hAnsiTheme="majorEastAsia" w:hint="eastAsia"/>
-          <w:bCs/>
-          <w:spacing w:val="3"/>
-          <w:sz w:val="16"/>
-        </w:rPr>
-        <w:t>，预测等操作</w:t>
-      </w:r>
-    </w:p>
-    <w:p>
-      <w:pPr>
-        <w:spacing w:line="276" w:lineRule="auto"/>
-        <w:rPr>
-          <w:rFonts w:asciiTheme="majorEastAsia" w:eastAsiaTheme="majorEastAsia" w:hAnsiTheme="majorEastAsia"/>
-          <w:bCs/>
-          <w:spacing w:val="3"/>
-          <w:sz w:val="16"/>
-        </w:rPr>
-      </w:pPr>
-      <w:r>
-        <w:rPr>
-          <w:rFonts w:asciiTheme="majorEastAsia" w:eastAsiaTheme="majorEastAsia" w:hAnsiTheme="majorEastAsia" w:hint="eastAsia"/>
-          <w:b/>
-          <w:spacing w:val="3"/>
-          <w:sz w:val="16"/>
-        </w:rPr>
-        <w:t>文档编写</w:t>
-      </w:r>
-      <w:r>
-        <w:rPr>
-          <w:rFonts w:asciiTheme="majorEastAsia" w:eastAsiaTheme="majorEastAsia" w:hAnsiTheme="majorEastAsia" w:hint="eastAsia"/>
-          <w:b/>
-          <w:spacing w:val="3"/>
-          <w:sz w:val="16"/>
-        </w:rPr>
-        <w:t>：</w:t>
-      </w:r>
-      <w:r>
-        <w:rPr>
-          <w:rFonts w:asciiTheme="majorEastAsia" w:eastAsiaTheme="majorEastAsia" w:hAnsiTheme="majorEastAsia" w:hint="eastAsia"/>
-          <w:bCs/>
-          <w:spacing w:val="3"/>
-          <w:sz w:val="16"/>
-        </w:rPr>
-        <w:t>熟练使用</w:t>
-      </w:r>
-      <w:r>
-        <w:rPr>
-          <w:rFonts w:asciiTheme="majorEastAsia" w:eastAsiaTheme="majorEastAsia" w:hAnsiTheme="majorEastAsia" w:hint="eastAsia"/>
-          <w:bCs/>
-          <w:spacing w:val="3"/>
-          <w:sz w:val="16"/>
-        </w:rPr>
-        <w:t xml:space="preserve"> Microsoft Office 软件，LaTeX 排版语言，markdown 语言等进行文档编写，熟悉文档格式规范，了解学术论文结构格式</w:t>
-      </w:r>
-    </w:p>
-    <w:p>
-      <w:pPr>
-        <w:spacing w:line="276" w:lineRule="auto"/>
-        <w:rPr>
-          <w:rFonts w:asciiTheme="majorEastAsia" w:eastAsiaTheme="majorEastAsia" w:hAnsiTheme="majorEastAsia"/>
-          <w:b/>
-          <w:spacing w:val="3"/>
-          <w:sz w:val="16"/>
-        </w:rPr>
-      </w:pPr>
-      <w:r>
-        <w:rPr>
-          <w:rFonts w:asciiTheme="majorEastAsia" w:eastAsiaTheme="majorEastAsia" w:hAnsiTheme="majorEastAsia" w:hint="eastAsia"/>
-          <w:b/>
-          <w:spacing w:val="3"/>
-          <w:sz w:val="16"/>
-        </w:rPr>
-        <w:t>团队协作</w:t>
-      </w:r>
-      <w:r>
-        <w:rPr>
-          <w:rFonts w:asciiTheme="majorEastAsia" w:eastAsiaTheme="majorEastAsia" w:hAnsiTheme="majorEastAsia" w:hint="eastAsia"/>
-          <w:b/>
-          <w:spacing w:val="3"/>
-          <w:sz w:val="16"/>
-        </w:rPr>
-        <w:t>：</w:t>
-      </w:r>
-      <w:r>
-        <w:rPr>
-          <w:rFonts w:asciiTheme="majorEastAsia" w:eastAsiaTheme="majorEastAsia" w:hAnsiTheme="majorEastAsia" w:hint="eastAsia"/>
-          <w:bCs/>
-          <w:spacing w:val="3"/>
-          <w:sz w:val="16"/>
-        </w:rPr>
-        <w:t>熟练</w:t>
-      </w:r>
-      <w:r>
-        <w:rPr>
-          <w:rFonts w:asciiTheme="majorEastAsia" w:eastAsiaTheme="majorEastAsia" w:hAnsiTheme="majorEastAsia" w:hint="eastAsia"/>
-          <w:bCs/>
-          <w:spacing w:val="3"/>
-          <w:sz w:val="16"/>
-        </w:rPr>
-        <w:t>使用 Git，GitHub，GitLab 等版本控制工具进行团队协作，具备一定团队组织与管理经验</w:t>
-      </w:r>
-    </w:p>
-    <w:p>
-      <w:pPr>
-        <w:spacing w:line="276" w:lineRule="auto"/>
-        <w:rPr>
-          <w:rFonts w:asciiTheme="majorEastAsia" w:eastAsiaTheme="majorEastAsia" w:hAnsiTheme="majorEastAsia"/>
-          <w:sz w:val="16"/>
-        </w:rPr>
-      </w:pPr>
-      <w:r>
-        <w:rPr>
-          <w:rFonts w:asciiTheme="majorEastAsia" w:eastAsiaTheme="majorEastAsia" w:hAnsiTheme="majorEastAsia" w:hint="eastAsia"/>
-          <w:b/>
-          <w:spacing w:val="3"/>
-          <w:sz w:val="16"/>
-        </w:rPr>
-        <w:t>编程语言</w:t>
-      </w:r>
-      <w:r>
-        <w:rPr>
-          <w:rFonts w:asciiTheme="majorEastAsia" w:eastAsiaTheme="majorEastAsia" w:hAnsiTheme="majorEastAsia"/>
-          <w:b/>
-          <w:spacing w:val="3"/>
-          <w:sz w:val="16"/>
-        </w:rPr>
         <w:t>：</w:t>
       </w:r>
       <w:r>
@@ -3272,7 +3337,7 @@
           <w:rFonts w:asciiTheme="majorEastAsia" w:eastAsiaTheme="majorEastAsia" w:hAnsiTheme="majorEastAsia" w:hint="eastAsia"/>
           <w:sz w:val="16"/>
         </w:rPr>
-        <w:t>（业余自学未考级），书法，烹饪等</w:t>
+        <w:t>，书法，烹饪等</w:t>
       </w:r>
     </w:p>
     <w:sectPr>
@@ -3286,7 +3351,7 @@
 </file>
 
 <file path=word/endnotes.xml><?xml version="1.0" encoding="utf-8"?>
-<w:endnotes xmlns:wpc="http://schemas.microsoft.com/office/word/2010/wordprocessingCanvas" xmlns:cx="http://schemas.microsoft.com/office/drawing/2014/chartex" xmlns:cx1="http://schemas.microsoft.com/office/drawing/2015/9/8/chartex" xmlns:cx2="http://schemas.microsoft.com/office/drawing/2015/10/21/chartex" xmlns:cx3="http://schemas.microsoft.com/office/drawing/2016/5/9/chartex" xmlns:cx4="http://schemas.microsoft.com/office/drawing/2016/5/10/chartex" xmlns:cx5="http://schemas.microsoft.com/office/drawing/2016/5/11/chartex" xmlns:cx6="http://schemas.microsoft.com/office/drawing/2016/5/12/chartex" xmlns:cx7="http://schemas.microsoft.com/office/drawing/2016/5/13/chartex" xmlns:cx8="http://schemas.microsoft.com/office/drawing/2016/5/14/chartex" xmlns:mc="http://schemas.openxmlformats.org/markup-compatibility/2006" xmlns:aink="http://schemas.microsoft.com/office/drawing/2016/ink" xmlns:am3d="http://schemas.microsoft.com/office/drawing/2017/model3d" xmlns:o="urn:schemas-microsoft-com:office:office" xmlns:oel="http://schemas.microsoft.com/office/2019/extlst" xmlns:r="http://schemas.openxmlformats.org/officeDocument/2006/relationships" xmlns:m="http://schemas.openxmlformats.org/officeDocument/2006/math" xmlns:v="urn:schemas-microsoft-com:vml" xmlns:wp14="http://schemas.microsoft.com/office/word/2010/wordprocessingDrawing" xmlns:wp="http://schemas.openxmlformats.org/drawingml/2006/wordprocessingDrawing" xmlns:w10="urn:schemas-microsoft-com:office:word" xmlns:w="http://schemas.openxmlformats.org/wordprocessingml/2006/main" xmlns:w14="http://schemas.microsoft.com/office/word/2010/wordml" xmlns:w15="http://schemas.microsoft.com/office/word/2012/wordml" xmlns:w16cex="http://schemas.microsoft.com/office/word/2018/wordml/cex" xmlns:w16cid="http://schemas.microsoft.com/office/word/2016/wordml/cid" xmlns:w16="http://schemas.microsoft.com/office/word/2018/wordml" xmlns:w16du="http://schemas.microsoft.com/office/word/2023/wordml/word16du" xmlns:w16sdtdh="http://schemas.microsoft.com/office/word/2020/wordml/sdtdatahash" xmlns:w16se="http://schemas.microsoft.com/office/word/2015/wordml/symex" xmlns:wpg="http://schemas.microsoft.com/office/word/2010/wordprocessingGroup" xmlns:wpi="http://schemas.microsoft.com/office/word/2010/wordprocessingInk" xmlns:wne="http://schemas.microsoft.com/office/word/2006/wordml" xmlns:wps="http://schemas.microsoft.com/office/word/2010/wordprocessingShape" mc:Ignorable="w14 w15 w16se w16cid w16 w16cex w16sdtdh w16du wp14">
+<w:endnotes xmlns:wpc="http://schemas.microsoft.com/office/word/2010/wordprocessingCanvas" xmlns:cx="http://schemas.microsoft.com/office/drawing/2014/chartex" xmlns:cx1="http://schemas.microsoft.com/office/drawing/2015/9/8/chartex" xmlns:cx2="http://schemas.microsoft.com/office/drawing/2015/10/21/chartex" xmlns:cx3="http://schemas.microsoft.com/office/drawing/2016/5/9/chartex" xmlns:cx4="http://schemas.microsoft.com/office/drawing/2016/5/10/chartex" xmlns:cx5="http://schemas.microsoft.com/office/drawing/2016/5/11/chartex" xmlns:cx6="http://schemas.microsoft.com/office/drawing/2016/5/12/chartex" xmlns:cx7="http://schemas.microsoft.com/office/drawing/2016/5/13/chartex" xmlns:cx8="http://schemas.microsoft.com/office/drawing/2016/5/14/chartex" xmlns:mc="http://schemas.openxmlformats.org/markup-compatibility/2006" xmlns:aink="http://schemas.microsoft.com/office/drawing/2016/ink" xmlns:am3d="http://schemas.microsoft.com/office/drawing/2017/model3d" xmlns:o="urn:schemas-microsoft-com:office:office" xmlns:oel="http://schemas.microsoft.com/office/2019/extlst" xmlns:r="http://schemas.openxmlformats.org/officeDocument/2006/relationships" xmlns:m="http://schemas.openxmlformats.org/officeDocument/2006/math" xmlns:v="urn:schemas-microsoft-com:vml" xmlns:wp14="http://schemas.microsoft.com/office/word/2010/wordprocessingDrawing" xmlns:wp="http://schemas.openxmlformats.org/drawingml/2006/wordprocessingDrawing" xmlns:w10="urn:schemas-microsoft-com:office:word" xmlns:w="http://schemas.openxmlformats.org/wordprocessingml/2006/main" xmlns:w14="http://schemas.microsoft.com/office/word/2010/wordml" xmlns:w15="http://schemas.microsoft.com/office/word/2012/wordml" xmlns:w16cex="http://schemas.microsoft.com/office/word/2018/wordml/cex" xmlns:w16cid="http://schemas.microsoft.com/office/word/2016/wordml/cid" xmlns:w16="http://schemas.microsoft.com/office/word/2018/wordml" xmlns:w16du="http://schemas.microsoft.com/office/word/2023/wordml/word16du" xmlns:w16sdtdh="http://schemas.microsoft.com/office/word/2020/wordml/sdtdatahash" xmlns:w16sdtfl="http://schemas.microsoft.com/office/word/2024/wordml/sdtformatlock" xmlns:w16se="http://schemas.microsoft.com/office/word/2015/wordml/symex" xmlns:wpg="http://schemas.microsoft.com/office/word/2010/wordprocessingGroup" xmlns:wpi="http://schemas.microsoft.com/office/word/2010/wordprocessingInk" xmlns:wne="http://schemas.microsoft.com/office/word/2006/wordml" xmlns:wps="http://schemas.microsoft.com/office/word/2010/wordprocessingShape" mc:Ignorable="w14 w15 w16se w16cid w16 w16cex w16sdtdh w16sdtfl w16du wp14">
   <w:endnote w:type="separator" w:id="-1">
     <w:p>
       <w:r>
@@ -3305,7 +3370,7 @@
 </file>
 
 <file path=word/footnotes.xml><?xml version="1.0" encoding="utf-8"?>
-<w:footnotes xmlns:wpc="http://schemas.microsoft.com/office/word/2010/wordprocessingCanvas" xmlns:cx="http://schemas.microsoft.com/office/drawing/2014/chartex" xmlns:cx1="http://schemas.microsoft.com/office/drawing/2015/9/8/chartex" xmlns:cx2="http://schemas.microsoft.com/office/drawing/2015/10/21/chartex" xmlns:cx3="http://schemas.microsoft.com/office/drawing/2016/5/9/chartex" xmlns:cx4="http://schemas.microsoft.com/office/drawing/2016/5/10/chartex" xmlns:cx5="http://schemas.microsoft.com/office/drawing/2016/5/11/chartex" xmlns:cx6="http://schemas.microsoft.com/office/drawing/2016/5/12/chartex" xmlns:cx7="http://schemas.microsoft.com/office/drawing/2016/5/13/chartex" xmlns:cx8="http://schemas.microsoft.com/office/drawing/2016/5/14/chartex" xmlns:mc="http://schemas.openxmlformats.org/markup-compatibility/2006" xmlns:aink="http://schemas.microsoft.com/office/drawing/2016/ink" xmlns:am3d="http://schemas.microsoft.com/office/drawing/2017/model3d" xmlns:o="urn:schemas-microsoft-com:office:office" xmlns:oel="http://schemas.microsoft.com/office/2019/extlst" xmlns:r="http://schemas.openxmlformats.org/officeDocument/2006/relationships" xmlns:m="http://schemas.openxmlformats.org/officeDocument/2006/math" xmlns:v="urn:schemas-microsoft-com:vml" xmlns:wp14="http://schemas.microsoft.com/office/word/2010/wordprocessingDrawing" xmlns:wp="http://schemas.openxmlformats.org/drawingml/2006/wordprocessingDrawing" xmlns:w10="urn:schemas-microsoft-com:office:word" xmlns:w="http://schemas.openxmlformats.org/wordprocessingml/2006/main" xmlns:w14="http://schemas.microsoft.com/office/word/2010/wordml" xmlns:w15="http://schemas.microsoft.com/office/word/2012/wordml" xmlns:w16cex="http://schemas.microsoft.com/office/word/2018/wordml/cex" xmlns:w16cid="http://schemas.microsoft.com/office/word/2016/wordml/cid" xmlns:w16="http://schemas.microsoft.com/office/word/2018/wordml" xmlns:w16du="http://schemas.microsoft.com/office/word/2023/wordml/word16du" xmlns:w16sdtdh="http://schemas.microsoft.com/office/word/2020/wordml/sdtdatahash" xmlns:w16se="http://schemas.microsoft.com/office/word/2015/wordml/symex" xmlns:wpg="http://schemas.microsoft.com/office/word/2010/wordprocessingGroup" xmlns:wpi="http://schemas.microsoft.com/office/word/2010/wordprocessingInk" xmlns:wne="http://schemas.microsoft.com/office/word/2006/wordml" xmlns:wps="http://schemas.microsoft.com/office/word/2010/wordprocessingShape" mc:Ignorable="w14 w15 w16se w16cid w16 w16cex w16sdtdh w16du wp14">
+<w:footnotes xmlns:wpc="http://schemas.microsoft.com/office/word/2010/wordprocessingCanvas" xmlns:cx="http://schemas.microsoft.com/office/drawing/2014/chartex" xmlns:cx1="http://schemas.microsoft.com/office/drawing/2015/9/8/chartex" xmlns:cx2="http://schemas.microsoft.com/office/drawing/2015/10/21/chartex" xmlns:cx3="http://schemas.microsoft.com/office/drawing/2016/5/9/chartex" xmlns:cx4="http://schemas.microsoft.com/office/drawing/2016/5/10/chartex" xmlns:cx5="http://schemas.microsoft.com/office/drawing/2016/5/11/chartex" xmlns:cx6="http://schemas.microsoft.com/office/drawing/2016/5/12/chartex" xmlns:cx7="http://schemas.microsoft.com/office/drawing/2016/5/13/chartex" xmlns:cx8="http://schemas.microsoft.com/office/drawing/2016/5/14/chartex" xmlns:mc="http://schemas.openxmlformats.org/markup-compatibility/2006" xmlns:aink="http://schemas.microsoft.com/office/drawing/2016/ink" xmlns:am3d="http://schemas.microsoft.com/office/drawing/2017/model3d" xmlns:o="urn:schemas-microsoft-com:office:office" xmlns:oel="http://schemas.microsoft.com/office/2019/extlst" xmlns:r="http://schemas.openxmlformats.org/officeDocument/2006/relationships" xmlns:m="http://schemas.openxmlformats.org/officeDocument/2006/math" xmlns:v="urn:schemas-microsoft-com:vml" xmlns:wp14="http://schemas.microsoft.com/office/word/2010/wordprocessingDrawing" xmlns:wp="http://schemas.openxmlformats.org/drawingml/2006/wordprocessingDrawing" xmlns:w10="urn:schemas-microsoft-com:office:word" xmlns:w="http://schemas.openxmlformats.org/wordprocessingml/2006/main" xmlns:w14="http://schemas.microsoft.com/office/word/2010/wordml" xmlns:w15="http://schemas.microsoft.com/office/word/2012/wordml" xmlns:w16cex="http://schemas.microsoft.com/office/word/2018/wordml/cex" xmlns:w16cid="http://schemas.microsoft.com/office/word/2016/wordml/cid" xmlns:w16="http://schemas.microsoft.com/office/word/2018/wordml" xmlns:w16du="http://schemas.microsoft.com/office/word/2023/wordml/word16du" xmlns:w16sdtdh="http://schemas.microsoft.com/office/word/2020/wordml/sdtdatahash" xmlns:w16sdtfl="http://schemas.microsoft.com/office/word/2024/wordml/sdtformatlock" xmlns:w16se="http://schemas.microsoft.com/office/word/2015/wordml/symex" xmlns:wpg="http://schemas.microsoft.com/office/word/2010/wordprocessingGroup" xmlns:wpi="http://schemas.microsoft.com/office/word/2010/wordprocessingInk" xmlns:wne="http://schemas.microsoft.com/office/word/2006/wordml" xmlns:wps="http://schemas.microsoft.com/office/word/2010/wordprocessingShape" mc:Ignorable="w14 w15 w16se w16cid w16 w16cex w16sdtdh w16sdtfl w16du wp14">
   <w:footnote w:type="separator" w:id="-1">
     <w:p>
       <w:r>
@@ -3324,7 +3389,7 @@
 </file>
 
 <file path=word/numbering.xml><?xml version="1.0" encoding="utf-8"?>
-<w:numbering xmlns:wpc="http://schemas.microsoft.com/office/word/2010/wordprocessingCanvas" xmlns:cx="http://schemas.microsoft.com/office/drawing/2014/chartex" xmlns:cx1="http://schemas.microsoft.com/office/drawing/2015/9/8/chartex" xmlns:cx2="http://schemas.microsoft.com/office/drawing/2015/10/21/chartex" xmlns:cx3="http://schemas.microsoft.com/office/drawing/2016/5/9/chartex" xmlns:cx4="http://schemas.microsoft.com/office/drawing/2016/5/10/chartex" xmlns:cx5="http://schemas.microsoft.com/office/drawing/2016/5/11/chartex" xmlns:cx6="http://schemas.microsoft.com/office/drawing/2016/5/12/chartex" xmlns:cx7="http://schemas.microsoft.com/office/drawing/2016/5/13/chartex" xmlns:cx8="http://schemas.microsoft.com/office/drawing/2016/5/14/chartex" xmlns:mc="http://schemas.openxmlformats.org/markup-compatibility/2006" xmlns:aink="http://schemas.microsoft.com/office/drawing/2016/ink" xmlns:am3d="http://schemas.microsoft.com/office/drawing/2017/model3d" xmlns:o="urn:schemas-microsoft-com:office:office" xmlns:oel="http://schemas.microsoft.com/office/2019/extlst" xmlns:r="http://schemas.openxmlformats.org/officeDocument/2006/relationships" xmlns:m="http://schemas.openxmlformats.org/officeDocument/2006/math" xmlns:v="urn:schemas-microsoft-com:vml" xmlns:wp14="http://schemas.microsoft.com/office/word/2010/wordprocessingDrawing" xmlns:wp="http://schemas.openxmlformats.org/drawingml/2006/wordprocessingDrawing" xmlns:w10="urn:schemas-microsoft-com:office:word" xmlns:w="http://schemas.openxmlformats.org/wordprocessingml/2006/main" xmlns:w14="http://schemas.microsoft.com/office/word/2010/wordml" xmlns:w15="http://schemas.microsoft.com/office/word/2012/wordml" xmlns:w16cex="http://schemas.microsoft.com/office/word/2018/wordml/cex" xmlns:w16cid="http://schemas.microsoft.com/office/word/2016/wordml/cid" xmlns:w16="http://schemas.microsoft.com/office/word/2018/wordml" xmlns:w16du="http://schemas.microsoft.com/office/word/2023/wordml/word16du" xmlns:w16sdtdh="http://schemas.microsoft.com/office/word/2020/wordml/sdtdatahash" xmlns:w16se="http://schemas.microsoft.com/office/word/2015/wordml/symex" xmlns:wpg="http://schemas.microsoft.com/office/word/2010/wordprocessingGroup" xmlns:wpi="http://schemas.microsoft.com/office/word/2010/wordprocessingInk" xmlns:wne="http://schemas.microsoft.com/office/word/2006/wordml" xmlns:wps="http://schemas.microsoft.com/office/word/2010/wordprocessingShape" mc:Ignorable="w14 w15 w16se w16cid w16 w16cex w16sdtdh w16du wp14">
+<w:numbering xmlns:wpc="http://schemas.microsoft.com/office/word/2010/wordprocessingCanvas" xmlns:cx="http://schemas.microsoft.com/office/drawing/2014/chartex" xmlns:cx1="http://schemas.microsoft.com/office/drawing/2015/9/8/chartex" xmlns:cx2="http://schemas.microsoft.com/office/drawing/2015/10/21/chartex" xmlns:cx3="http://schemas.microsoft.com/office/drawing/2016/5/9/chartex" xmlns:cx4="http://schemas.microsoft.com/office/drawing/2016/5/10/chartex" xmlns:cx5="http://schemas.microsoft.com/office/drawing/2016/5/11/chartex" xmlns:cx6="http://schemas.microsoft.com/office/drawing/2016/5/12/chartex" xmlns:cx7="http://schemas.microsoft.com/office/drawing/2016/5/13/chartex" xmlns:cx8="http://schemas.microsoft.com/office/drawing/2016/5/14/chartex" xmlns:mc="http://schemas.openxmlformats.org/markup-compatibility/2006" xmlns:aink="http://schemas.microsoft.com/office/drawing/2016/ink" xmlns:am3d="http://schemas.microsoft.com/office/drawing/2017/model3d" xmlns:o="urn:schemas-microsoft-com:office:office" xmlns:oel="http://schemas.microsoft.com/office/2019/extlst" xmlns:r="http://schemas.openxmlformats.org/officeDocument/2006/relationships" xmlns:m="http://schemas.openxmlformats.org/officeDocument/2006/math" xmlns:v="urn:schemas-microsoft-com:vml" xmlns:wp14="http://schemas.microsoft.com/office/word/2010/wordprocessingDrawing" xmlns:wp="http://schemas.openxmlformats.org/drawingml/2006/wordprocessingDrawing" xmlns:w10="urn:schemas-microsoft-com:office:word" xmlns:w="http://schemas.openxmlformats.org/wordprocessingml/2006/main" xmlns:w14="http://schemas.microsoft.com/office/word/2010/wordml" xmlns:w15="http://schemas.microsoft.com/office/word/2012/wordml" xmlns:w16cex="http://schemas.microsoft.com/office/word/2018/wordml/cex" xmlns:w16cid="http://schemas.microsoft.com/office/word/2016/wordml/cid" xmlns:w16="http://schemas.microsoft.com/office/word/2018/wordml" xmlns:w16du="http://schemas.microsoft.com/office/word/2023/wordml/word16du" xmlns:w16sdtdh="http://schemas.microsoft.com/office/word/2020/wordml/sdtdatahash" xmlns:w16sdtfl="http://schemas.microsoft.com/office/word/2024/wordml/sdtformatlock" xmlns:w16se="http://schemas.microsoft.com/office/word/2015/wordml/symex" xmlns:wpg="http://schemas.microsoft.com/office/word/2010/wordprocessingGroup" xmlns:wpi="http://schemas.microsoft.com/office/word/2010/wordprocessingInk" xmlns:wne="http://schemas.microsoft.com/office/word/2006/wordml" xmlns:wps="http://schemas.microsoft.com/office/word/2010/wordprocessingShape" mc:Ignorable="w14 w15 w16se w16cid w16 w16cex w16sdtdh w16sdtfl w16du wp14">
   <w:abstractNum w:abstractNumId="0" w15:restartNumberingAfterBreak="0">
     <w:nsid w:val="01B0756A"/>
     <w:multiLevelType w:val="hybridMultilevel"/>
@@ -3552,6 +3617,95 @@
     </w:lvl>
   </w:abstractNum>
   <w:abstractNum w:abstractNumId="2" w15:restartNumberingAfterBreak="0">
+    <w:nsid w:val="0E160A9B"/>
+    <w:multiLevelType w:val="hybridMultilevel"/>
+    <w:tmpl w:val="C04EE122"/>
+    <w:lvl w:ilvl="0" w:tplc="5406D220">
+      <w:start w:val="1"/>
+      <w:numFmt w:val="decimal"/>
+      <w:lvlText w:val="%1."/>
+      <w:lvlJc w:val="left"/>
+      <w:pPr>
+        <w:ind w:left="360" w:hanging="360"/>
+      </w:pPr>
+      <w:rPr>
+        <w:rFonts w:hint="default"/>
+      </w:rPr>
+    </w:lvl>
+    <w:lvl w:ilvl="1" w:tplc="04090019" w:tentative="1">
+      <w:start w:val="1"/>
+      <w:numFmt w:val="lowerLetter"/>
+      <w:lvlText w:val="%2)"/>
+      <w:lvlJc w:val="left"/>
+      <w:pPr>
+        <w:ind w:left="880" w:hanging="440"/>
+      </w:pPr>
+    </w:lvl>
+    <w:lvl w:ilvl="2" w:tplc="0409001B" w:tentative="1">
+      <w:start w:val="1"/>
+      <w:numFmt w:val="lowerRoman"/>
+      <w:lvlText w:val="%3."/>
+      <w:lvlJc w:val="right"/>
+      <w:pPr>
+        <w:ind w:left="1320" w:hanging="440"/>
+      </w:pPr>
+    </w:lvl>
+    <w:lvl w:ilvl="3" w:tplc="0409000F" w:tentative="1">
+      <w:start w:val="1"/>
+      <w:numFmt w:val="decimal"/>
+      <w:lvlText w:val="%4."/>
+      <w:lvlJc w:val="left"/>
+      <w:pPr>
+        <w:ind w:left="1760" w:hanging="440"/>
+      </w:pPr>
+    </w:lvl>
+    <w:lvl w:ilvl="4" w:tplc="04090019" w:tentative="1">
+      <w:start w:val="1"/>
+      <w:numFmt w:val="lowerLetter"/>
+      <w:lvlText w:val="%5)"/>
+      <w:lvlJc w:val="left"/>
+      <w:pPr>
+        <w:ind w:left="2200" w:hanging="440"/>
+      </w:pPr>
+    </w:lvl>
+    <w:lvl w:ilvl="5" w:tplc="0409001B" w:tentative="1">
+      <w:start w:val="1"/>
+      <w:numFmt w:val="lowerRoman"/>
+      <w:lvlText w:val="%6."/>
+      <w:lvlJc w:val="right"/>
+      <w:pPr>
+        <w:ind w:left="2640" w:hanging="440"/>
+      </w:pPr>
+    </w:lvl>
+    <w:lvl w:ilvl="6" w:tplc="0409000F" w:tentative="1">
+      <w:start w:val="1"/>
+      <w:numFmt w:val="decimal"/>
+      <w:lvlText w:val="%7."/>
+      <w:lvlJc w:val="left"/>
+      <w:pPr>
+        <w:ind w:left="3080" w:hanging="440"/>
+      </w:pPr>
+    </w:lvl>
+    <w:lvl w:ilvl="7" w:tplc="04090019" w:tentative="1">
+      <w:start w:val="1"/>
+      <w:numFmt w:val="lowerLetter"/>
+      <w:lvlText w:val="%8)"/>
+      <w:lvlJc w:val="left"/>
+      <w:pPr>
+        <w:ind w:left="3520" w:hanging="440"/>
+      </w:pPr>
+    </w:lvl>
+    <w:lvl w:ilvl="8" w:tplc="0409001B" w:tentative="1">
+      <w:start w:val="1"/>
+      <w:numFmt w:val="lowerRoman"/>
+      <w:lvlText w:val="%9."/>
+      <w:lvlJc w:val="right"/>
+      <w:pPr>
+        <w:ind w:left="3960" w:hanging="440"/>
+      </w:pPr>
+    </w:lvl>
+  </w:abstractNum>
+  <w:abstractNum w:abstractNumId="3" w15:restartNumberingAfterBreak="0">
     <w:nsid w:val="1A7E1186"/>
     <w:multiLevelType w:val="hybridMultilevel"/>
     <w:tmpl w:val="F7A653DE"/>
@@ -3664,7 +3818,7 @@
       </w:rPr>
     </w:lvl>
   </w:abstractNum>
-  <w:abstractNum w:abstractNumId="3" w15:restartNumberingAfterBreak="0">
+  <w:abstractNum w:abstractNumId="4" w15:restartNumberingAfterBreak="0">
     <w:nsid w:val="1AC36883"/>
     <w:multiLevelType w:val="hybridMultilevel"/>
     <w:tmpl w:val="2BC4485C"/>
@@ -3777,7 +3931,7 @@
       </w:rPr>
     </w:lvl>
   </w:abstractNum>
-  <w:abstractNum w:abstractNumId="4" w15:restartNumberingAfterBreak="0">
+  <w:abstractNum w:abstractNumId="5" w15:restartNumberingAfterBreak="0">
     <w:nsid w:val="1F2A4332"/>
     <w:multiLevelType w:val="hybridMultilevel"/>
     <w:tmpl w:val="4E6615D4"/>
@@ -3890,7 +4044,7 @@
       </w:rPr>
     </w:lvl>
   </w:abstractNum>
-  <w:abstractNum w:abstractNumId="5" w15:restartNumberingAfterBreak="0">
+  <w:abstractNum w:abstractNumId="6" w15:restartNumberingAfterBreak="0">
     <w:nsid w:val="2100374F"/>
     <w:multiLevelType w:val="hybridMultilevel"/>
     <w:tmpl w:val="2BB4FC72"/>
@@ -4003,7 +4157,7 @@
       </w:rPr>
     </w:lvl>
   </w:abstractNum>
-  <w:abstractNum w:abstractNumId="6" w15:restartNumberingAfterBreak="0">
+  <w:abstractNum w:abstractNumId="7" w15:restartNumberingAfterBreak="0">
     <w:nsid w:val="309036C1"/>
     <w:multiLevelType w:val="hybridMultilevel"/>
     <w:tmpl w:val="A8183638"/>
@@ -4116,7 +4270,7 @@
       </w:rPr>
     </w:lvl>
   </w:abstractNum>
-  <w:abstractNum w:abstractNumId="7" w15:restartNumberingAfterBreak="0">
+  <w:abstractNum w:abstractNumId="8" w15:restartNumberingAfterBreak="0">
     <w:nsid w:val="395B093E"/>
     <w:multiLevelType w:val="hybridMultilevel"/>
     <w:tmpl w:val="4C98B426"/>
@@ -4229,7 +4383,7 @@
       </w:rPr>
     </w:lvl>
   </w:abstractNum>
-  <w:abstractNum w:abstractNumId="8" w15:restartNumberingAfterBreak="0">
+  <w:abstractNum w:abstractNumId="9" w15:restartNumberingAfterBreak="0">
     <w:nsid w:val="3B973EAC"/>
     <w:multiLevelType w:val="hybridMultilevel"/>
     <w:tmpl w:val="7DF0DDA2"/>
@@ -4342,7 +4496,7 @@
       </w:rPr>
     </w:lvl>
   </w:abstractNum>
-  <w:abstractNum w:abstractNumId="9" w15:restartNumberingAfterBreak="0">
+  <w:abstractNum w:abstractNumId="10" w15:restartNumberingAfterBreak="0">
     <w:nsid w:val="43DB61BF"/>
     <w:multiLevelType w:val="hybridMultilevel"/>
     <w:tmpl w:val="5C14CF92"/>
@@ -4455,7 +4609,7 @@
       </w:rPr>
     </w:lvl>
   </w:abstractNum>
-  <w:abstractNum w:abstractNumId="10" w15:restartNumberingAfterBreak="0">
+  <w:abstractNum w:abstractNumId="11" w15:restartNumberingAfterBreak="0">
     <w:nsid w:val="444258CA"/>
     <w:multiLevelType w:val="hybridMultilevel"/>
     <w:tmpl w:val="08A056E6"/>
@@ -4568,7 +4722,7 @@
       </w:rPr>
     </w:lvl>
   </w:abstractNum>
-  <w:abstractNum w:abstractNumId="11" w15:restartNumberingAfterBreak="0">
+  <w:abstractNum w:abstractNumId="12" w15:restartNumberingAfterBreak="0">
     <w:nsid w:val="4E5E33EF"/>
     <w:multiLevelType w:val="hybridMultilevel"/>
     <w:tmpl w:val="18DAB54E"/>
@@ -4681,7 +4835,7 @@
       </w:rPr>
     </w:lvl>
   </w:abstractNum>
-  <w:abstractNum w:abstractNumId="12" w15:restartNumberingAfterBreak="0">
+  <w:abstractNum w:abstractNumId="13" w15:restartNumberingAfterBreak="0">
     <w:nsid w:val="519B69C8"/>
     <w:multiLevelType w:val="hybridMultilevel"/>
     <w:tmpl w:val="488C80C8"/>
@@ -4794,7 +4948,7 @@
       </w:rPr>
     </w:lvl>
   </w:abstractNum>
-  <w:abstractNum w:abstractNumId="13" w15:restartNumberingAfterBreak="0">
+  <w:abstractNum w:abstractNumId="14" w15:restartNumberingAfterBreak="0">
     <w:nsid w:val="59583FE3"/>
     <w:multiLevelType w:val="hybridMultilevel"/>
     <w:tmpl w:val="6D5029EC"/>
@@ -4907,7 +5061,7 @@
       </w:rPr>
     </w:lvl>
   </w:abstractNum>
-  <w:abstractNum w:abstractNumId="14" w15:restartNumberingAfterBreak="0">
+  <w:abstractNum w:abstractNumId="15" w15:restartNumberingAfterBreak="0">
     <w:nsid w:val="6170613E"/>
     <w:multiLevelType w:val="hybridMultilevel"/>
     <w:tmpl w:val="AF247A58"/>
@@ -5020,7 +5174,7 @@
       </w:rPr>
     </w:lvl>
   </w:abstractNum>
-  <w:abstractNum w:abstractNumId="15" w15:restartNumberingAfterBreak="0">
+  <w:abstractNum w:abstractNumId="16" w15:restartNumberingAfterBreak="0">
     <w:nsid w:val="64DF0CA5"/>
     <w:multiLevelType w:val="hybridMultilevel"/>
     <w:tmpl w:val="AB1821FA"/>
@@ -5133,7 +5287,120 @@
       </w:rPr>
     </w:lvl>
   </w:abstractNum>
-  <w:abstractNum w:abstractNumId="16" w15:restartNumberingAfterBreak="0">
+  <w:abstractNum w:abstractNumId="17" w15:restartNumberingAfterBreak="0">
+    <w:nsid w:val="6889208B"/>
+    <w:multiLevelType w:val="hybridMultilevel"/>
+    <w:tmpl w:val="23B09E1A"/>
+    <w:lvl w:ilvl="0" w:tplc="B5DEB104">
+      <w:start w:val="1"/>
+      <w:numFmt w:val="bullet"/>
+      <w:lvlText w:val=""/>
+      <w:lvlJc w:val="left"/>
+      <w:pPr>
+        <w:ind w:left="440" w:hanging="440"/>
+      </w:pPr>
+      <w:rPr>
+        <w:rFonts w:ascii="Wingdings" w:hAnsi="Wingdings" w:hint="default"/>
+      </w:rPr>
+    </w:lvl>
+    <w:lvl w:ilvl="1" w:tplc="FFFFFFFF" w:tentative="1">
+      <w:start w:val="1"/>
+      <w:numFmt w:val="bullet"/>
+      <w:lvlText w:val=""/>
+      <w:lvlJc w:val="left"/>
+      <w:pPr>
+        <w:ind w:left="880" w:hanging="440"/>
+      </w:pPr>
+      <w:rPr>
+        <w:rFonts w:ascii="Wingdings" w:hAnsi="Wingdings" w:hint="default"/>
+      </w:rPr>
+    </w:lvl>
+    <w:lvl w:ilvl="2" w:tplc="FFFFFFFF" w:tentative="1">
+      <w:start w:val="1"/>
+      <w:numFmt w:val="bullet"/>
+      <w:lvlText w:val=""/>
+      <w:lvlJc w:val="left"/>
+      <w:pPr>
+        <w:ind w:left="1320" w:hanging="440"/>
+      </w:pPr>
+      <w:rPr>
+        <w:rFonts w:ascii="Wingdings" w:hAnsi="Wingdings" w:hint="default"/>
+      </w:rPr>
+    </w:lvl>
+    <w:lvl w:ilvl="3" w:tplc="FFFFFFFF" w:tentative="1">
+      <w:start w:val="1"/>
+      <w:numFmt w:val="bullet"/>
+      <w:lvlText w:val=""/>
+      <w:lvlJc w:val="left"/>
+      <w:pPr>
+        <w:ind w:left="1760" w:hanging="440"/>
+      </w:pPr>
+      <w:rPr>
+        <w:rFonts w:ascii="Wingdings" w:hAnsi="Wingdings" w:hint="default"/>
+      </w:rPr>
+    </w:lvl>
+    <w:lvl w:ilvl="4" w:tplc="FFFFFFFF" w:tentative="1">
+      <w:start w:val="1"/>
+      <w:numFmt w:val="bullet"/>
+      <w:lvlText w:val=""/>
+      <w:lvlJc w:val="left"/>
+      <w:pPr>
+        <w:ind w:left="2200" w:hanging="440"/>
+      </w:pPr>
+      <w:rPr>
+        <w:rFonts w:ascii="Wingdings" w:hAnsi="Wingdings" w:hint="default"/>
+      </w:rPr>
+    </w:lvl>
+    <w:lvl w:ilvl="5" w:tplc="FFFFFFFF" w:tentative="1">
+      <w:start w:val="1"/>
+      <w:numFmt w:val="bullet"/>
+      <w:lvlText w:val=""/>
+      <w:lvlJc w:val="left"/>
+      <w:pPr>
+        <w:ind w:left="2640" w:hanging="440"/>
+      </w:pPr>
+      <w:rPr>
+        <w:rFonts w:ascii="Wingdings" w:hAnsi="Wingdings" w:hint="default"/>
+      </w:rPr>
+    </w:lvl>
+    <w:lvl w:ilvl="6" w:tplc="FFFFFFFF" w:tentative="1">
+      <w:start w:val="1"/>
+      <w:numFmt w:val="bullet"/>
+      <w:lvlText w:val=""/>
+      <w:lvlJc w:val="left"/>
+      <w:pPr>
+        <w:ind w:left="3080" w:hanging="440"/>
+      </w:pPr>
+      <w:rPr>
+        <w:rFonts w:ascii="Wingdings" w:hAnsi="Wingdings" w:hint="default"/>
+      </w:rPr>
+    </w:lvl>
+    <w:lvl w:ilvl="7" w:tplc="FFFFFFFF" w:tentative="1">
+      <w:start w:val="1"/>
+      <w:numFmt w:val="bullet"/>
+      <w:lvlText w:val=""/>
+      <w:lvlJc w:val="left"/>
+      <w:pPr>
+        <w:ind w:left="3520" w:hanging="440"/>
+      </w:pPr>
+      <w:rPr>
+        <w:rFonts w:ascii="Wingdings" w:hAnsi="Wingdings" w:hint="default"/>
+      </w:rPr>
+    </w:lvl>
+    <w:lvl w:ilvl="8" w:tplc="FFFFFFFF" w:tentative="1">
+      <w:start w:val="1"/>
+      <w:numFmt w:val="bullet"/>
+      <w:lvlText w:val=""/>
+      <w:lvlJc w:val="left"/>
+      <w:pPr>
+        <w:ind w:left="3960" w:hanging="440"/>
+      </w:pPr>
+      <w:rPr>
+        <w:rFonts w:ascii="Wingdings" w:hAnsi="Wingdings" w:hint="default"/>
+      </w:rPr>
+    </w:lvl>
+  </w:abstractNum>
+  <w:abstractNum w:abstractNumId="18" w15:restartNumberingAfterBreak="0">
     <w:nsid w:val="6D4D00CA"/>
     <w:multiLevelType w:val="hybridMultilevel"/>
     <w:tmpl w:val="AD08BF2C"/>
@@ -5246,7 +5513,7 @@
       </w:rPr>
     </w:lvl>
   </w:abstractNum>
-  <w:abstractNum w:abstractNumId="17" w15:restartNumberingAfterBreak="0">
+  <w:abstractNum w:abstractNumId="19" w15:restartNumberingAfterBreak="0">
     <w:nsid w:val="71EF3CEE"/>
     <w:multiLevelType w:val="hybridMultilevel"/>
     <w:tmpl w:val="52AE5682"/>
@@ -5359,7 +5626,120 @@
       </w:rPr>
     </w:lvl>
   </w:abstractNum>
-  <w:abstractNum w:abstractNumId="18" w15:restartNumberingAfterBreak="0">
+  <w:abstractNum w:abstractNumId="20" w15:restartNumberingAfterBreak="0">
+    <w:nsid w:val="7A46297D"/>
+    <w:multiLevelType w:val="hybridMultilevel"/>
+    <w:tmpl w:val="B14E762E"/>
+    <w:lvl w:ilvl="0" w:tplc="04090001">
+      <w:start w:val="1"/>
+      <w:numFmt w:val="bullet"/>
+      <w:lvlText w:val=""/>
+      <w:lvlJc w:val="left"/>
+      <w:pPr>
+        <w:ind w:left="440" w:hanging="440"/>
+      </w:pPr>
+      <w:rPr>
+        <w:rFonts w:ascii="Wingdings" w:hAnsi="Wingdings" w:hint="default"/>
+      </w:rPr>
+    </w:lvl>
+    <w:lvl w:ilvl="1" w:tplc="04090003" w:tentative="1">
+      <w:start w:val="1"/>
+      <w:numFmt w:val="bullet"/>
+      <w:lvlText w:val=""/>
+      <w:lvlJc w:val="left"/>
+      <w:pPr>
+        <w:ind w:left="880" w:hanging="440"/>
+      </w:pPr>
+      <w:rPr>
+        <w:rFonts w:ascii="Wingdings" w:hAnsi="Wingdings" w:hint="default"/>
+      </w:rPr>
+    </w:lvl>
+    <w:lvl w:ilvl="2" w:tplc="04090005" w:tentative="1">
+      <w:start w:val="1"/>
+      <w:numFmt w:val="bullet"/>
+      <w:lvlText w:val=""/>
+      <w:lvlJc w:val="left"/>
+      <w:pPr>
+        <w:ind w:left="1320" w:hanging="440"/>
+      </w:pPr>
+      <w:rPr>
+        <w:rFonts w:ascii="Wingdings" w:hAnsi="Wingdings" w:hint="default"/>
+      </w:rPr>
+    </w:lvl>
+    <w:lvl w:ilvl="3" w:tplc="04090001" w:tentative="1">
+      <w:start w:val="1"/>
+      <w:numFmt w:val="bullet"/>
+      <w:lvlText w:val=""/>
+      <w:lvlJc w:val="left"/>
+      <w:pPr>
+        <w:ind w:left="1760" w:hanging="440"/>
+      </w:pPr>
+      <w:rPr>
+        <w:rFonts w:ascii="Wingdings" w:hAnsi="Wingdings" w:hint="default"/>
+      </w:rPr>
+    </w:lvl>
+    <w:lvl w:ilvl="4" w:tplc="04090003" w:tentative="1">
+      <w:start w:val="1"/>
+      <w:numFmt w:val="bullet"/>
+      <w:lvlText w:val=""/>
+      <w:lvlJc w:val="left"/>
+      <w:pPr>
+        <w:ind w:left="2200" w:hanging="440"/>
+      </w:pPr>
+      <w:rPr>
+        <w:rFonts w:ascii="Wingdings" w:hAnsi="Wingdings" w:hint="default"/>
+      </w:rPr>
+    </w:lvl>
+    <w:lvl w:ilvl="5" w:tplc="04090005" w:tentative="1">
+      <w:start w:val="1"/>
+      <w:numFmt w:val="bullet"/>
+      <w:lvlText w:val=""/>
+      <w:lvlJc w:val="left"/>
+      <w:pPr>
+        <w:ind w:left="2640" w:hanging="440"/>
+      </w:pPr>
+      <w:rPr>
+        <w:rFonts w:ascii="Wingdings" w:hAnsi="Wingdings" w:hint="default"/>
+      </w:rPr>
+    </w:lvl>
+    <w:lvl w:ilvl="6" w:tplc="04090001" w:tentative="1">
+      <w:start w:val="1"/>
+      <w:numFmt w:val="bullet"/>
+      <w:lvlText w:val=""/>
+      <w:lvlJc w:val="left"/>
+      <w:pPr>
+        <w:ind w:left="3080" w:hanging="440"/>
+      </w:pPr>
+      <w:rPr>
+        <w:rFonts w:ascii="Wingdings" w:hAnsi="Wingdings" w:hint="default"/>
+      </w:rPr>
+    </w:lvl>
+    <w:lvl w:ilvl="7" w:tplc="04090003" w:tentative="1">
+      <w:start w:val="1"/>
+      <w:numFmt w:val="bullet"/>
+      <w:lvlText w:val=""/>
+      <w:lvlJc w:val="left"/>
+      <w:pPr>
+        <w:ind w:left="3520" w:hanging="440"/>
+      </w:pPr>
+      <w:rPr>
+        <w:rFonts w:ascii="Wingdings" w:hAnsi="Wingdings" w:hint="default"/>
+      </w:rPr>
+    </w:lvl>
+    <w:lvl w:ilvl="8" w:tplc="04090005" w:tentative="1">
+      <w:start w:val="1"/>
+      <w:numFmt w:val="bullet"/>
+      <w:lvlText w:val=""/>
+      <w:lvlJc w:val="left"/>
+      <w:pPr>
+        <w:ind w:left="3960" w:hanging="440"/>
+      </w:pPr>
+      <w:rPr>
+        <w:rFonts w:ascii="Wingdings" w:hAnsi="Wingdings" w:hint="default"/>
+      </w:rPr>
+    </w:lvl>
+  </w:abstractNum>
+  <w:abstractNum w:abstractNumId="21" w15:restartNumberingAfterBreak="0">
     <w:nsid w:val="7ED32F8C"/>
     <w:multiLevelType w:val="hybridMultilevel"/>
     <w:tmpl w:val="8AD22D98"/>
@@ -5473,67 +5853,76 @@
     </w:lvl>
   </w:abstractNum>
   <w:num w:numId="1" w16cid:durableId="1693843828">
-    <w:abstractNumId w:val="2"/>
+    <w:abstractNumId w:val="3"/>
   </w:num>
   <w:num w:numId="2" w16cid:durableId="51775002">
-    <w:abstractNumId w:val="6"/>
+    <w:abstractNumId w:val="7"/>
   </w:num>
   <w:num w:numId="3" w16cid:durableId="277227740">
+    <w:abstractNumId w:val="9"/>
+  </w:num>
+  <w:num w:numId="4" w16cid:durableId="1335959164">
+    <w:abstractNumId w:val="14"/>
+  </w:num>
+  <w:num w:numId="5" w16cid:durableId="850685425">
+    <w:abstractNumId w:val="18"/>
+  </w:num>
+  <w:num w:numId="6" w16cid:durableId="634220059">
     <w:abstractNumId w:val="8"/>
   </w:num>
-  <w:num w:numId="4" w16cid:durableId="1335959164">
-    <w:abstractNumId w:val="13"/>
-  </w:num>
-  <w:num w:numId="5" w16cid:durableId="850685425">
-    <w:abstractNumId w:val="16"/>
-  </w:num>
-  <w:num w:numId="6" w16cid:durableId="634220059">
-    <w:abstractNumId w:val="7"/>
-  </w:num>
   <w:num w:numId="7" w16cid:durableId="570702173">
-    <w:abstractNumId w:val="11"/>
+    <w:abstractNumId w:val="12"/>
   </w:num>
   <w:num w:numId="8" w16cid:durableId="613176568">
-    <w:abstractNumId w:val="3"/>
+    <w:abstractNumId w:val="4"/>
   </w:num>
   <w:num w:numId="9" w16cid:durableId="1094475177">
-    <w:abstractNumId w:val="12"/>
+    <w:abstractNumId w:val="13"/>
   </w:num>
   <w:num w:numId="10" w16cid:durableId="2120907884">
     <w:abstractNumId w:val="1"/>
   </w:num>
   <w:num w:numId="11" w16cid:durableId="1844782860">
-    <w:abstractNumId w:val="18"/>
+    <w:abstractNumId w:val="21"/>
   </w:num>
   <w:num w:numId="12" w16cid:durableId="1032194330">
-    <w:abstractNumId w:val="10"/>
+    <w:abstractNumId w:val="11"/>
   </w:num>
   <w:num w:numId="13" w16cid:durableId="1075665274">
+    <w:abstractNumId w:val="16"/>
+  </w:num>
+  <w:num w:numId="14" w16cid:durableId="309410516">
     <w:abstractNumId w:val="15"/>
   </w:num>
-  <w:num w:numId="14" w16cid:durableId="309410516">
-    <w:abstractNumId w:val="14"/>
-  </w:num>
   <w:num w:numId="15" w16cid:durableId="1845975708">
-    <w:abstractNumId w:val="17"/>
+    <w:abstractNumId w:val="19"/>
   </w:num>
   <w:num w:numId="16" w16cid:durableId="1393579823">
-    <w:abstractNumId w:val="4"/>
+    <w:abstractNumId w:val="5"/>
   </w:num>
   <w:num w:numId="17" w16cid:durableId="800004228">
-    <w:abstractNumId w:val="5"/>
+    <w:abstractNumId w:val="6"/>
   </w:num>
   <w:num w:numId="18" w16cid:durableId="659580169">
     <w:abstractNumId w:val="0"/>
   </w:num>
   <w:num w:numId="19" w16cid:durableId="2022467572">
-    <w:abstractNumId w:val="9"/>
+    <w:abstractNumId w:val="10"/>
+  </w:num>
+  <w:num w:numId="20" w16cid:durableId="1305085441">
+    <w:abstractNumId w:val="20"/>
+  </w:num>
+  <w:num w:numId="21" w16cid:durableId="535502719">
+    <w:abstractNumId w:val="17"/>
+  </w:num>
+  <w:num w:numId="22" w16cid:durableId="1253129667">
+    <w:abstractNumId w:val="2"/>
   </w:num>
 </w:numbering>
 </file>
 
 <file path=word/styles.xml><?xml version="1.0" encoding="utf-8"?>
-<w:styles xmlns:mc="http://schemas.openxmlformats.org/markup-compatibility/2006" xmlns:r="http://schemas.openxmlformats.org/officeDocument/2006/relationships" xmlns:w="http://schemas.openxmlformats.org/wordprocessingml/2006/main" xmlns:w14="http://schemas.microsoft.com/office/word/2010/wordml" xmlns:w15="http://schemas.microsoft.com/office/word/2012/wordml" xmlns:w16cex="http://schemas.microsoft.com/office/word/2018/wordml/cex" xmlns:w16cid="http://schemas.microsoft.com/office/word/2016/wordml/cid" xmlns:w16="http://schemas.microsoft.com/office/word/2018/wordml" xmlns:w16du="http://schemas.microsoft.com/office/word/2023/wordml/word16du" xmlns:w16sdtdh="http://schemas.microsoft.com/office/word/2020/wordml/sdtdatahash" xmlns:w16se="http://schemas.microsoft.com/office/word/2015/wordml/symex" mc:Ignorable="w14 w15 w16se w16cid w16 w16cex w16sdtdh w16du">
+<w:styles xmlns:mc="http://schemas.openxmlformats.org/markup-compatibility/2006" xmlns:r="http://schemas.openxmlformats.org/officeDocument/2006/relationships" xmlns:w="http://schemas.openxmlformats.org/wordprocessingml/2006/main" xmlns:w14="http://schemas.microsoft.com/office/word/2010/wordml" xmlns:w15="http://schemas.microsoft.com/office/word/2012/wordml" xmlns:w16cex="http://schemas.microsoft.com/office/word/2018/wordml/cex" xmlns:w16cid="http://schemas.microsoft.com/office/word/2016/wordml/cid" xmlns:w16="http://schemas.microsoft.com/office/word/2018/wordml" xmlns:w16du="http://schemas.microsoft.com/office/word/2023/wordml/word16du" xmlns:w16sdtdh="http://schemas.microsoft.com/office/word/2020/wordml/sdtdatahash" xmlns:w16sdtfl="http://schemas.microsoft.com/office/word/2024/wordml/sdtformatlock" xmlns:w16se="http://schemas.microsoft.com/office/word/2015/wordml/symex" mc:Ignorable="w14 w15 w16se w16cid w16 w16cex w16sdtdh w16sdtfl w16du">
   <w:docDefaults>
     <w:rPrDefault>
       <w:rPr>
